--- a/Spécification_Techniques___BDD.docx
+++ b/Spécification_Techniques___BDD.docx
@@ -1,6 +1,6 @@
 
 <file path=word/document.xml><?xml version="1.0" encoding="utf-8"?>
-<w:document xmlns:wpc="http://schemas.microsoft.com/office/word/2010/wordprocessingCanvas" xmlns:cx="http://schemas.microsoft.com/office/drawing/2014/chartex" xmlns:cx1="http://schemas.microsoft.com/office/drawing/2015/9/8/chartex" xmlns:cx2="http://schemas.microsoft.com/office/drawing/2015/10/21/chartex" xmlns:cx3="http://schemas.microsoft.com/office/drawing/2016/5/9/chartex" xmlns:cx4="http://schemas.microsoft.com/office/drawing/2016/5/10/chartex" xmlns:cx5="http://schemas.microsoft.com/office/drawing/2016/5/11/chartex" xmlns:cx6="http://schemas.microsoft.com/office/drawing/2016/5/12/chartex" xmlns:cx7="http://schemas.microsoft.com/office/drawing/2016/5/13/chartex" xmlns:cx8="http://schemas.microsoft.com/office/drawing/2016/5/14/chartex" xmlns:mc="http://schemas.openxmlformats.org/markup-compatibility/2006" xmlns:m="http://schemas.openxmlformats.org/officeDocument/2006/math" xmlns:aink="http://schemas.microsoft.com/office/drawing/2016/ink" xmlns:am3d="http://schemas.microsoft.com/office/drawing/2017/model3d" xmlns:oel="http://schemas.microsoft.com/office/2019/extlst" xmlns:r="http://schemas.openxmlformats.org/officeDocument/2006/relationships" xmlns:wp14="http://schemas.microsoft.com/office/word/2010/wordprocessingDrawing" xmlns:wp="http://schemas.openxmlformats.org/drawingml/2006/wordprocessingDrawing" xmlns:wpg="http://schemas.microsoft.com/office/word/2010/wordprocessingGroup" xmlns:wpi="http://schemas.microsoft.com/office/word/2010/wordprocessingInk" xmlns:wps="http://schemas.microsoft.com/office/word/2010/wordprocessingShape" xmlns:o="urn:schemas-microsoft-com:office:office" xmlns:v="urn:schemas-microsoft-com:vml" xmlns:w10="urn:schemas-microsoft-com:office:word" xmlns:w="http://schemas.openxmlformats.org/wordprocessingml/2006/main" xmlns:w14="http://schemas.microsoft.com/office/word/2010/wordml" xmlns:w15="http://schemas.microsoft.com/office/word/2012/wordml" xmlns:w16cei="http://schemas.microsoft.com/office/word/2026/wordml/cei" xmlns:w16cex="http://schemas.microsoft.com/office/word/2018/wordml/cex" xmlns:w16cid="http://schemas.microsoft.com/office/word/2016/wordml/cid" xmlns:w16="http://schemas.microsoft.com/office/word/2018/wordml" xmlns:w16sdtdh="http://schemas.microsoft.com/office/word/2020/wordml/sdtdatahash" xmlns:w16sdtfl="http://schemas.microsoft.com/office/word/2024/wordml/sdtformatlock" xmlns:w16se="http://schemas.microsoft.com/office/word/2015/wordml/symex" xmlns:w16du="http://schemas.microsoft.com/office/word/2023/wordml/word16du" xmlns:wne="http://schemas.microsoft.com/office/word/2006/wordml" mc:Ignorable="w14 w15 w16se w16cid w16 w16cex w16sdtdh w16sdtfl w16du wp14">
+<w:document xmlns:wpc="http://schemas.microsoft.com/office/word/2010/wordprocessingCanvas" xmlns:cx="http://schemas.microsoft.com/office/drawing/2014/chartex" xmlns:cx1="http://schemas.microsoft.com/office/drawing/2015/9/8/chartex" xmlns:cx2="http://schemas.microsoft.com/office/drawing/2015/10/21/chartex" xmlns:cx3="http://schemas.microsoft.com/office/drawing/2016/5/9/chartex" xmlns:cx4="http://schemas.microsoft.com/office/drawing/2016/5/10/chartex" xmlns:cx5="http://schemas.microsoft.com/office/drawing/2016/5/11/chartex" xmlns:cx6="http://schemas.microsoft.com/office/drawing/2016/5/12/chartex" xmlns:cx7="http://schemas.microsoft.com/office/drawing/2016/5/13/chartex" xmlns:cx8="http://schemas.microsoft.com/office/drawing/2016/5/14/chartex" xmlns:mc="http://schemas.openxmlformats.org/markup-compatibility/2006" xmlns:m="http://schemas.openxmlformats.org/officeDocument/2006/math" xmlns:aink="http://schemas.microsoft.com/office/drawing/2016/ink" xmlns:am3d="http://schemas.microsoft.com/office/drawing/2017/model3d" xmlns:oel="http://schemas.microsoft.com/office/2019/extlst" xmlns:r="http://schemas.openxmlformats.org/officeDocument/2006/relationships" xmlns:wp14="http://schemas.microsoft.com/office/word/2010/wordprocessingDrawing" xmlns:wp="http://schemas.openxmlformats.org/drawingml/2006/wordprocessingDrawing" xmlns:wpg="http://schemas.microsoft.com/office/word/2010/wordprocessingGroup" xmlns:wpi="http://schemas.microsoft.com/office/word/2010/wordprocessingInk" xmlns:wps="http://schemas.microsoft.com/office/word/2010/wordprocessingShape" xmlns:o="urn:schemas-microsoft-com:office:office" xmlns:v="urn:schemas-microsoft-com:vml" xmlns:w10="urn:schemas-microsoft-com:office:word" xmlns:w="http://schemas.openxmlformats.org/wordprocessingml/2006/main" xmlns:w14="http://schemas.microsoft.com/office/word/2010/wordml" xmlns:w15="http://schemas.microsoft.com/office/word/2012/wordml" xmlns:w16cex="http://schemas.microsoft.com/office/word/2018/wordml/cex" xmlns:w16cid="http://schemas.microsoft.com/office/word/2016/wordml/cid" xmlns:w16="http://schemas.microsoft.com/office/word/2018/wordml" xmlns:w16sdtdh="http://schemas.microsoft.com/office/word/2020/wordml/sdtdatahash" xmlns:w16sdtfl="http://schemas.microsoft.com/office/word/2024/wordml/sdtformatlock" xmlns:w16se="http://schemas.microsoft.com/office/word/2015/wordml/symex" xmlns:w16du="http://schemas.microsoft.com/office/word/2023/wordml/word16du" xmlns:wne="http://schemas.microsoft.com/office/word/2006/wordml" mc:Ignorable="w14 w15 w16se w16cid w16 w16cex w16sdtdh w16sdtfl w16du wp14">
   <w:body>
     <w:p>
       <w:r>
@@ -12,7 +12,7 @@
         <w:pStyle w:val="Titre1"/>
         <w:jc w:val="center"/>
       </w:pPr>
-      <w:bookmarkStart w:id="0" w:name="_Toc235709661"/>
+      <w:bookmarkStart w:id="0" w:name="_Toc238131636"/>
       <w:r>
         <w:t>Spécifications Techniques &amp; Base de données VDM Escape Game</w:t>
       </w:r>
@@ -44,6 +44,18 @@
     <w:p/>
     <w:sdt>
       <w:sdtPr>
+        <w:rPr>
+          <w:rFonts w:asciiTheme="minorHAnsi" w:eastAsiaTheme="minorHAnsi" w:hAnsiTheme="minorHAnsi" w:cstheme="minorBidi"/>
+          <w:b w:val="0"/>
+          <w:bCs w:val="0"/>
+          <w:color w:val="auto"/>
+          <w:kern w:val="2"/>
+          <w:sz w:val="24"/>
+          <w:szCs w:val="24"/>
+          <w:u w:val="none"/>
+          <w:lang w:eastAsia="en-US"/>
+          <w14:ligatures w14:val="standardContextual"/>
+        </w:rPr>
         <w:id w:val="-281890111"/>
         <w:docPartObj>
           <w:docPartGallery w:val="Table of Contents"/>
@@ -52,15 +64,8 @@
       </w:sdtPr>
       <w:sdtEndPr>
         <w:rPr>
-          <w:rFonts w:asciiTheme="minorHAnsi" w:eastAsiaTheme="minorHAnsi" w:hAnsiTheme="minorHAnsi" w:cstheme="minorBidi"/>
           <w:noProof/>
-          <w:color w:val="auto"/>
-          <w:kern w:val="2"/>
-          <w:sz w:val="24"/>
-          <w:szCs w:val="24"/>
-          <w:u w:val="none"/>
-          <w:lang w:eastAsia="en-US"/>
-          <w14:ligatures w14:val="standardContextual"/>
+          <w:sz w:val="28"/>
         </w:rPr>
       </w:sdtEndPr>
       <w:sdtContent>
@@ -106,7 +111,7 @@
             </w:rPr>
             <w:fldChar w:fldCharType="separate"/>
           </w:r>
-          <w:hyperlink w:anchor="_Toc235709661" w:history="1">
+          <w:hyperlink w:anchor="_Toc238131636" w:history="1">
             <w:r>
               <w:rPr>
                 <w:rStyle w:val="Lienhypertexte"/>
@@ -133,7 +138,7 @@
                 <w:noProof/>
                 <w:webHidden/>
               </w:rPr>
-              <w:instrText xml:space="preserve"> PAGEREF _Toc235709661 \h </w:instrText>
+              <w:instrText xml:space="preserve"> PAGEREF _Toc238131636 \h </w:instrText>
             </w:r>
             <w:r>
               <w:rPr>
@@ -182,7 +187,7 @@
               <w:lang w:eastAsia="fr-FR"/>
             </w:rPr>
           </w:pPr>
-          <w:hyperlink w:anchor="_Toc235709662" w:history="1">
+          <w:hyperlink w:anchor="_Toc238131637" w:history="1">
             <w:r>
               <w:rPr>
                 <w:rStyle w:val="Lienhypertexte"/>
@@ -229,7 +234,7 @@
                 <w:noProof/>
                 <w:webHidden/>
               </w:rPr>
-              <w:instrText xml:space="preserve"> PAGEREF _Toc235709662 \h </w:instrText>
+              <w:instrText xml:space="preserve"> PAGEREF _Toc238131637 \h </w:instrText>
             </w:r>
             <w:r>
               <w:rPr>
@@ -275,7 +280,7 @@
               <w:lang w:eastAsia="fr-FR"/>
             </w:rPr>
           </w:pPr>
-          <w:hyperlink w:anchor="_Toc235709663" w:history="1">
+          <w:hyperlink w:anchor="_Toc238131638" w:history="1">
             <w:r>
               <w:rPr>
                 <w:rStyle w:val="Lienhypertexte"/>
@@ -302,7 +307,7 @@
                 <w:noProof/>
                 <w:webHidden/>
               </w:rPr>
-              <w:instrText xml:space="preserve"> PAGEREF _Toc235709663 \h </w:instrText>
+              <w:instrText xml:space="preserve"> PAGEREF _Toc238131638 \h </w:instrText>
             </w:r>
             <w:r>
               <w:rPr>
@@ -323,6 +328,616 @@
                 <w:webHidden/>
               </w:rPr>
               <w:t>3</w:t>
+            </w:r>
+            <w:r>
+              <w:rPr>
+                <w:noProof/>
+                <w:webHidden/>
+              </w:rPr>
+              <w:fldChar w:fldCharType="end"/>
+            </w:r>
+          </w:hyperlink>
+        </w:p>
+        <w:p>
+          <w:pPr>
+            <w:pStyle w:val="TM2"/>
+            <w:tabs>
+              <w:tab w:val="right" w:leader="dot" w:pos="9062"/>
+            </w:tabs>
+            <w:rPr>
+              <w:rFonts w:eastAsiaTheme="minorEastAsia"/>
+              <w:smallCaps w:val="0"/>
+              <w:noProof/>
+              <w:sz w:val="24"/>
+              <w:szCs w:val="24"/>
+              <w:lang w:eastAsia="fr-FR"/>
+            </w:rPr>
+          </w:pPr>
+          <w:hyperlink w:anchor="_Toc238131639" w:history="1">
+            <w:r>
+              <w:rPr>
+                <w:rStyle w:val="Lienhypertexte"/>
+                <w:noProof/>
+              </w:rPr>
+              <w:t>1.2 Entités clés identifiées</w:t>
+            </w:r>
+            <w:r>
+              <w:rPr>
+                <w:noProof/>
+                <w:webHidden/>
+              </w:rPr>
+              <w:tab/>
+            </w:r>
+            <w:r>
+              <w:rPr>
+                <w:noProof/>
+                <w:webHidden/>
+              </w:rPr>
+              <w:fldChar w:fldCharType="begin"/>
+            </w:r>
+            <w:r>
+              <w:rPr>
+                <w:noProof/>
+                <w:webHidden/>
+              </w:rPr>
+              <w:instrText xml:space="preserve"> PAGEREF _Toc238131639 \h </w:instrText>
+            </w:r>
+            <w:r>
+              <w:rPr>
+                <w:noProof/>
+                <w:webHidden/>
+              </w:rPr>
+            </w:r>
+            <w:r>
+              <w:rPr>
+                <w:noProof/>
+                <w:webHidden/>
+              </w:rPr>
+              <w:fldChar w:fldCharType="separate"/>
+            </w:r>
+            <w:r>
+              <w:rPr>
+                <w:noProof/>
+                <w:webHidden/>
+              </w:rPr>
+              <w:t>3</w:t>
+            </w:r>
+            <w:r>
+              <w:rPr>
+                <w:noProof/>
+                <w:webHidden/>
+              </w:rPr>
+              <w:fldChar w:fldCharType="end"/>
+            </w:r>
+          </w:hyperlink>
+        </w:p>
+        <w:p>
+          <w:pPr>
+            <w:pStyle w:val="TM2"/>
+            <w:tabs>
+              <w:tab w:val="right" w:leader="dot" w:pos="9062"/>
+            </w:tabs>
+            <w:rPr>
+              <w:rFonts w:eastAsiaTheme="minorEastAsia"/>
+              <w:smallCaps w:val="0"/>
+              <w:noProof/>
+              <w:sz w:val="24"/>
+              <w:szCs w:val="24"/>
+              <w:lang w:eastAsia="fr-FR"/>
+            </w:rPr>
+          </w:pPr>
+          <w:hyperlink w:anchor="_Toc238131640" w:history="1">
+            <w:r>
+              <w:rPr>
+                <w:rStyle w:val="Lienhypertexte"/>
+                <w:noProof/>
+              </w:rPr>
+              <w:t>1.3 Exigences spécifiques de VDM Escape Game &amp; Implications techniques</w:t>
+            </w:r>
+            <w:r>
+              <w:rPr>
+                <w:noProof/>
+                <w:webHidden/>
+              </w:rPr>
+              <w:tab/>
+            </w:r>
+            <w:r>
+              <w:rPr>
+                <w:noProof/>
+                <w:webHidden/>
+              </w:rPr>
+              <w:fldChar w:fldCharType="begin"/>
+            </w:r>
+            <w:r>
+              <w:rPr>
+                <w:noProof/>
+                <w:webHidden/>
+              </w:rPr>
+              <w:instrText xml:space="preserve"> PAGEREF _Toc238131640 \h </w:instrText>
+            </w:r>
+            <w:r>
+              <w:rPr>
+                <w:noProof/>
+                <w:webHidden/>
+              </w:rPr>
+            </w:r>
+            <w:r>
+              <w:rPr>
+                <w:noProof/>
+                <w:webHidden/>
+              </w:rPr>
+              <w:fldChar w:fldCharType="separate"/>
+            </w:r>
+            <w:r>
+              <w:rPr>
+                <w:noProof/>
+                <w:webHidden/>
+              </w:rPr>
+              <w:t>4</w:t>
+            </w:r>
+            <w:r>
+              <w:rPr>
+                <w:noProof/>
+                <w:webHidden/>
+              </w:rPr>
+              <w:fldChar w:fldCharType="end"/>
+            </w:r>
+          </w:hyperlink>
+        </w:p>
+        <w:p>
+          <w:pPr>
+            <w:pStyle w:val="TM1"/>
+            <w:tabs>
+              <w:tab w:val="left" w:pos="480"/>
+              <w:tab w:val="right" w:leader="dot" w:pos="9062"/>
+            </w:tabs>
+            <w:rPr>
+              <w:rFonts w:eastAsiaTheme="minorEastAsia"/>
+              <w:b w:val="0"/>
+              <w:bCs w:val="0"/>
+              <w:caps w:val="0"/>
+              <w:noProof/>
+              <w:sz w:val="24"/>
+              <w:szCs w:val="24"/>
+              <w:lang w:eastAsia="fr-FR"/>
+            </w:rPr>
+          </w:pPr>
+          <w:hyperlink w:anchor="_Toc238131641" w:history="1">
+            <w:r>
+              <w:rPr>
+                <w:rStyle w:val="Lienhypertexte"/>
+                <w:noProof/>
+              </w:rPr>
+              <w:t>2.</w:t>
+            </w:r>
+            <w:r>
+              <w:rPr>
+                <w:rFonts w:eastAsiaTheme="minorEastAsia"/>
+                <w:b w:val="0"/>
+                <w:bCs w:val="0"/>
+                <w:caps w:val="0"/>
+                <w:noProof/>
+                <w:sz w:val="24"/>
+                <w:szCs w:val="24"/>
+                <w:lang w:eastAsia="fr-FR"/>
+              </w:rPr>
+              <w:tab/>
+            </w:r>
+            <w:r>
+              <w:rPr>
+                <w:rStyle w:val="Lienhypertexte"/>
+                <w:noProof/>
+              </w:rPr>
+              <w:t>Architecture de la base de données proposée</w:t>
+            </w:r>
+            <w:r>
+              <w:rPr>
+                <w:noProof/>
+                <w:webHidden/>
+              </w:rPr>
+              <w:tab/>
+            </w:r>
+            <w:r>
+              <w:rPr>
+                <w:noProof/>
+                <w:webHidden/>
+              </w:rPr>
+              <w:fldChar w:fldCharType="begin"/>
+            </w:r>
+            <w:r>
+              <w:rPr>
+                <w:noProof/>
+                <w:webHidden/>
+              </w:rPr>
+              <w:instrText xml:space="preserve"> PAGEREF _Toc238131641 \h </w:instrText>
+            </w:r>
+            <w:r>
+              <w:rPr>
+                <w:noProof/>
+                <w:webHidden/>
+              </w:rPr>
+            </w:r>
+            <w:r>
+              <w:rPr>
+                <w:noProof/>
+                <w:webHidden/>
+              </w:rPr>
+              <w:fldChar w:fldCharType="separate"/>
+            </w:r>
+            <w:r>
+              <w:rPr>
+                <w:noProof/>
+                <w:webHidden/>
+              </w:rPr>
+              <w:t>5</w:t>
+            </w:r>
+            <w:r>
+              <w:rPr>
+                <w:noProof/>
+                <w:webHidden/>
+              </w:rPr>
+              <w:fldChar w:fldCharType="end"/>
+            </w:r>
+          </w:hyperlink>
+        </w:p>
+        <w:p>
+          <w:pPr>
+            <w:pStyle w:val="TM2"/>
+            <w:tabs>
+              <w:tab w:val="left" w:pos="960"/>
+              <w:tab w:val="right" w:leader="dot" w:pos="9062"/>
+            </w:tabs>
+            <w:rPr>
+              <w:rFonts w:eastAsiaTheme="minorEastAsia"/>
+              <w:smallCaps w:val="0"/>
+              <w:noProof/>
+              <w:sz w:val="24"/>
+              <w:szCs w:val="24"/>
+              <w:lang w:eastAsia="fr-FR"/>
+            </w:rPr>
+          </w:pPr>
+          <w:hyperlink w:anchor="_Toc238131642" w:history="1">
+            <w:r>
+              <w:rPr>
+                <w:rStyle w:val="Lienhypertexte"/>
+                <w:noProof/>
+              </w:rPr>
+              <w:t>2.1</w:t>
+            </w:r>
+            <w:r>
+              <w:rPr>
+                <w:rFonts w:eastAsiaTheme="minorEastAsia"/>
+                <w:smallCaps w:val="0"/>
+                <w:noProof/>
+                <w:sz w:val="24"/>
+                <w:szCs w:val="24"/>
+                <w:lang w:eastAsia="fr-FR"/>
+              </w:rPr>
+              <w:tab/>
+            </w:r>
+            <w:r>
+              <w:rPr>
+                <w:rStyle w:val="Lienhypertexte"/>
+                <w:noProof/>
+              </w:rPr>
+              <w:t>Schéma Entités-Relations avec cardinalités de la base de données</w:t>
+            </w:r>
+            <w:r>
+              <w:rPr>
+                <w:noProof/>
+                <w:webHidden/>
+              </w:rPr>
+              <w:tab/>
+            </w:r>
+            <w:r>
+              <w:rPr>
+                <w:noProof/>
+                <w:webHidden/>
+              </w:rPr>
+              <w:fldChar w:fldCharType="begin"/>
+            </w:r>
+            <w:r>
+              <w:rPr>
+                <w:noProof/>
+                <w:webHidden/>
+              </w:rPr>
+              <w:instrText xml:space="preserve"> PAGEREF _Toc238131642 \h </w:instrText>
+            </w:r>
+            <w:r>
+              <w:rPr>
+                <w:noProof/>
+                <w:webHidden/>
+              </w:rPr>
+            </w:r>
+            <w:r>
+              <w:rPr>
+                <w:noProof/>
+                <w:webHidden/>
+              </w:rPr>
+              <w:fldChar w:fldCharType="separate"/>
+            </w:r>
+            <w:r>
+              <w:rPr>
+                <w:noProof/>
+                <w:webHidden/>
+              </w:rPr>
+              <w:t>5</w:t>
+            </w:r>
+            <w:r>
+              <w:rPr>
+                <w:noProof/>
+                <w:webHidden/>
+              </w:rPr>
+              <w:fldChar w:fldCharType="end"/>
+            </w:r>
+          </w:hyperlink>
+        </w:p>
+        <w:p>
+          <w:pPr>
+            <w:pStyle w:val="TM2"/>
+            <w:tabs>
+              <w:tab w:val="left" w:pos="960"/>
+              <w:tab w:val="right" w:leader="dot" w:pos="9062"/>
+            </w:tabs>
+            <w:rPr>
+              <w:rFonts w:eastAsiaTheme="minorEastAsia"/>
+              <w:smallCaps w:val="0"/>
+              <w:noProof/>
+              <w:sz w:val="24"/>
+              <w:szCs w:val="24"/>
+              <w:lang w:eastAsia="fr-FR"/>
+            </w:rPr>
+          </w:pPr>
+          <w:hyperlink w:anchor="_Toc238131643" w:history="1">
+            <w:r>
+              <w:rPr>
+                <w:rStyle w:val="Lienhypertexte"/>
+                <w:noProof/>
+              </w:rPr>
+              <w:t>2.2</w:t>
+            </w:r>
+            <w:r>
+              <w:rPr>
+                <w:rFonts w:eastAsiaTheme="minorEastAsia"/>
+                <w:smallCaps w:val="0"/>
+                <w:noProof/>
+                <w:sz w:val="24"/>
+                <w:szCs w:val="24"/>
+                <w:lang w:eastAsia="fr-FR"/>
+              </w:rPr>
+              <w:tab/>
+            </w:r>
+            <w:r>
+              <w:rPr>
+                <w:rStyle w:val="Lienhypertexte"/>
+                <w:noProof/>
+              </w:rPr>
+              <w:t>Normalisation de la base de données</w:t>
+            </w:r>
+            <w:r>
+              <w:rPr>
+                <w:noProof/>
+                <w:webHidden/>
+              </w:rPr>
+              <w:tab/>
+            </w:r>
+            <w:r>
+              <w:rPr>
+                <w:noProof/>
+                <w:webHidden/>
+              </w:rPr>
+              <w:fldChar w:fldCharType="begin"/>
+            </w:r>
+            <w:r>
+              <w:rPr>
+                <w:noProof/>
+                <w:webHidden/>
+              </w:rPr>
+              <w:instrText xml:space="preserve"> PAGEREF _Toc238131643 \h </w:instrText>
+            </w:r>
+            <w:r>
+              <w:rPr>
+                <w:noProof/>
+                <w:webHidden/>
+              </w:rPr>
+            </w:r>
+            <w:r>
+              <w:rPr>
+                <w:noProof/>
+                <w:webHidden/>
+              </w:rPr>
+              <w:fldChar w:fldCharType="separate"/>
+            </w:r>
+            <w:r>
+              <w:rPr>
+                <w:noProof/>
+                <w:webHidden/>
+              </w:rPr>
+              <w:t>5</w:t>
+            </w:r>
+            <w:r>
+              <w:rPr>
+                <w:noProof/>
+                <w:webHidden/>
+              </w:rPr>
+              <w:fldChar w:fldCharType="end"/>
+            </w:r>
+          </w:hyperlink>
+        </w:p>
+        <w:p>
+          <w:pPr>
+            <w:pStyle w:val="TM2"/>
+            <w:tabs>
+              <w:tab w:val="left" w:pos="960"/>
+              <w:tab w:val="right" w:leader="dot" w:pos="9062"/>
+            </w:tabs>
+            <w:rPr>
+              <w:rFonts w:eastAsiaTheme="minorEastAsia"/>
+              <w:smallCaps w:val="0"/>
+              <w:noProof/>
+              <w:sz w:val="24"/>
+              <w:szCs w:val="24"/>
+              <w:lang w:eastAsia="fr-FR"/>
+            </w:rPr>
+          </w:pPr>
+          <w:hyperlink w:anchor="_Toc238131644" w:history="1">
+            <w:r>
+              <w:rPr>
+                <w:rStyle w:val="Lienhypertexte"/>
+                <w:noProof/>
+              </w:rPr>
+              <w:t>2.3</w:t>
+            </w:r>
+            <w:r>
+              <w:rPr>
+                <w:rFonts w:eastAsiaTheme="minorEastAsia"/>
+                <w:smallCaps w:val="0"/>
+                <w:noProof/>
+                <w:sz w:val="24"/>
+                <w:szCs w:val="24"/>
+                <w:lang w:eastAsia="fr-FR"/>
+              </w:rPr>
+              <w:tab/>
+            </w:r>
+            <w:r>
+              <w:rPr>
+                <w:rStyle w:val="Lienhypertexte"/>
+                <w:noProof/>
+              </w:rPr>
+              <w:t>Infrastructure de la base de données</w:t>
+            </w:r>
+            <w:r>
+              <w:rPr>
+                <w:noProof/>
+                <w:webHidden/>
+              </w:rPr>
+              <w:tab/>
+            </w:r>
+            <w:r>
+              <w:rPr>
+                <w:noProof/>
+                <w:webHidden/>
+              </w:rPr>
+              <w:fldChar w:fldCharType="begin"/>
+            </w:r>
+            <w:r>
+              <w:rPr>
+                <w:noProof/>
+                <w:webHidden/>
+              </w:rPr>
+              <w:instrText xml:space="preserve"> PAGEREF _Toc238131644 \h </w:instrText>
+            </w:r>
+            <w:r>
+              <w:rPr>
+                <w:noProof/>
+                <w:webHidden/>
+              </w:rPr>
+            </w:r>
+            <w:r>
+              <w:rPr>
+                <w:noProof/>
+                <w:webHidden/>
+              </w:rPr>
+              <w:fldChar w:fldCharType="separate"/>
+            </w:r>
+            <w:r>
+              <w:rPr>
+                <w:noProof/>
+                <w:webHidden/>
+              </w:rPr>
+              <w:t>6</w:t>
+            </w:r>
+            <w:r>
+              <w:rPr>
+                <w:noProof/>
+                <w:webHidden/>
+              </w:rPr>
+              <w:fldChar w:fldCharType="end"/>
+            </w:r>
+          </w:hyperlink>
+        </w:p>
+        <w:p>
+          <w:pPr>
+            <w:pStyle w:val="TM2"/>
+            <w:tabs>
+              <w:tab w:val="left" w:pos="960"/>
+              <w:tab w:val="right" w:leader="dot" w:pos="9062"/>
+            </w:tabs>
+            <w:rPr>
+              <w:rFonts w:eastAsiaTheme="minorEastAsia"/>
+              <w:smallCaps w:val="0"/>
+              <w:noProof/>
+              <w:sz w:val="24"/>
+              <w:szCs w:val="24"/>
+              <w:lang w:eastAsia="fr-FR"/>
+            </w:rPr>
+          </w:pPr>
+          <w:hyperlink w:anchor="_Toc238131645" w:history="1">
+            <w:r>
+              <w:rPr>
+                <w:rStyle w:val="Lienhypertexte"/>
+                <w:noProof/>
+              </w:rPr>
+              <w:t>2.4</w:t>
+            </w:r>
+            <w:r>
+              <w:rPr>
+                <w:rFonts w:eastAsiaTheme="minorEastAsia"/>
+                <w:smallCaps w:val="0"/>
+                <w:noProof/>
+                <w:sz w:val="24"/>
+                <w:szCs w:val="24"/>
+                <w:lang w:eastAsia="fr-FR"/>
+              </w:rPr>
+              <w:tab/>
+            </w:r>
+            <w:r>
+              <w:rPr>
+                <w:rStyle w:val="Lienhypertexte"/>
+                <w:noProof/>
+              </w:rPr>
+              <w:t>Indexation des données</w:t>
+            </w:r>
+            <w:r>
+              <w:rPr>
+                <w:noProof/>
+                <w:webHidden/>
+              </w:rPr>
+              <w:tab/>
+            </w:r>
+            <w:r>
+              <w:rPr>
+                <w:noProof/>
+                <w:webHidden/>
+              </w:rPr>
+              <w:fldChar w:fldCharType="begin"/>
+            </w:r>
+            <w:r>
+              <w:rPr>
+                <w:noProof/>
+                <w:webHidden/>
+              </w:rPr>
+              <w:instrText xml:space="preserve"> PAGEREF _Toc238131645 \h </w:instrText>
+            </w:r>
+            <w:r>
+              <w:rPr>
+                <w:noProof/>
+                <w:webHidden/>
+              </w:rPr>
+            </w:r>
+            <w:r>
+              <w:rPr>
+                <w:noProof/>
+                <w:webHidden/>
+              </w:rPr>
+              <w:fldChar w:fldCharType="separate"/>
+            </w:r>
+            <w:r>
+              <w:rPr>
+                <w:noProof/>
+                <w:webHidden/>
+              </w:rPr>
+              <w:t>7</w:t>
             </w:r>
             <w:r>
               <w:rPr>
@@ -359,7 +974,7 @@
           <w:numId w:val="1"/>
         </w:numPr>
       </w:pPr>
-      <w:bookmarkStart w:id="1" w:name="_Toc235709662"/>
+      <w:bookmarkStart w:id="1" w:name="_Toc238131637"/>
       <w:r>
         <w:lastRenderedPageBreak/>
         <w:t>Résumé du besoin exprimé &amp; analyse des exigences</w:t>
@@ -370,7 +985,7 @@
       <w:pPr>
         <w:pStyle w:val="Titre2"/>
       </w:pPr>
-      <w:bookmarkStart w:id="2" w:name="_Toc235709663"/>
+      <w:bookmarkStart w:id="2" w:name="_Toc238131638"/>
       <w:r>
         <w:t>1.1 Contexte et Objectifs</w:t>
       </w:r>
@@ -380,13 +995,11 @@
       <w:pPr>
         <w:ind w:firstLine="708"/>
         <w:rPr>
-          <w:sz w:val="28"/>
-          <w:szCs w:val="28"/>
-        </w:rPr>
-      </w:pPr>
-      <w:r>
-        <w:rPr>
-          <w:sz w:val="28"/>
+          <w:szCs w:val="28"/>
+        </w:rPr>
+      </w:pPr>
+      <w:r>
+        <w:rPr>
           <w:szCs w:val="28"/>
         </w:rPr>
         <w:t>L'entreprise VDM Escape Game souhaite moderniser et centraliser la gestion de son activité à travers un système d'information complet. L'objectif principal est de fournir un portail de réservation en ligne fluide pour la clientèle tout en offrant des outils internes de gestion des plannings, des tarifs, de la maintenance des salles et du suivi du personnel.</w:t>
@@ -395,7 +1008,6 @@
     <w:p>
       <w:pPr>
         <w:rPr>
-          <w:sz w:val="28"/>
           <w:szCs w:val="28"/>
         </w:rPr>
       </w:pPr>
@@ -404,21 +1016,21 @@
       <w:pPr>
         <w:pStyle w:val="Titre2"/>
       </w:pPr>
+      <w:bookmarkStart w:id="3" w:name="_Toc238131639"/>
       <w:r>
         <w:t>1.2 Entités clés identifiées</w:t>
       </w:r>
+      <w:bookmarkEnd w:id="3"/>
     </w:p>
     <w:p>
       <w:pPr>
         <w:ind w:left="360" w:firstLine="348"/>
         <w:rPr>
-          <w:sz w:val="28"/>
-          <w:szCs w:val="28"/>
-        </w:rPr>
-      </w:pPr>
-      <w:r>
-        <w:rPr>
-          <w:sz w:val="28"/>
+          <w:szCs w:val="28"/>
+        </w:rPr>
+      </w:pPr>
+      <w:r>
+        <w:rPr>
           <w:szCs w:val="28"/>
         </w:rPr>
         <w:t>Voici les principales entités clés qui vont constituer la base de données :</w:t>
@@ -433,7 +1045,6 @@
         </w:numPr>
         <w:rPr>
           <w:rFonts w:asciiTheme="minorHAnsi" w:hAnsiTheme="minorHAnsi"/>
-          <w:sz w:val="28"/>
           <w:szCs w:val="28"/>
         </w:rPr>
       </w:pPr>
@@ -442,7 +1053,6 @@
           <w:rFonts w:asciiTheme="minorHAnsi" w:hAnsiTheme="minorHAnsi"/>
           <w:b/>
           <w:bCs/>
-          <w:sz w:val="28"/>
           <w:szCs w:val="28"/>
         </w:rPr>
         <w:t>Clients / Joueurs :</w:t>
@@ -450,18 +1060,9 @@
       <w:r>
         <w:rPr>
           <w:rFonts w:asciiTheme="minorHAnsi" w:hAnsiTheme="minorHAnsi"/>
-          <w:sz w:val="28"/>
-          <w:szCs w:val="28"/>
-        </w:rPr>
-        <w:t xml:space="preserve"> Profils utilisateurs, coordonnées, suivi de la fidélité</w:t>
-      </w:r>
-      <w:r>
-        <w:rPr>
-          <w:rFonts w:asciiTheme="minorHAnsi" w:hAnsiTheme="minorHAnsi"/>
-          <w:sz w:val="28"/>
-          <w:szCs w:val="28"/>
-        </w:rPr>
-        <w:t> ;</w:t>
+          <w:szCs w:val="28"/>
+        </w:rPr>
+        <w:t xml:space="preserve"> Profils utilisateurs, coordonnées, suivi de la fidélité ;</w:t>
       </w:r>
     </w:p>
     <w:p>
@@ -473,7 +1074,6 @@
         </w:numPr>
         <w:rPr>
           <w:rFonts w:asciiTheme="minorHAnsi" w:hAnsiTheme="minorHAnsi"/>
-          <w:sz w:val="28"/>
           <w:szCs w:val="28"/>
         </w:rPr>
       </w:pPr>
@@ -482,7 +1082,6 @@
           <w:rFonts w:asciiTheme="minorHAnsi" w:hAnsiTheme="minorHAnsi"/>
           <w:b/>
           <w:bCs/>
-          <w:sz w:val="28"/>
           <w:szCs w:val="28"/>
         </w:rPr>
         <w:t>Thèmes (Scénarios) &amp; Salles :</w:t>
@@ -490,18 +1089,9 @@
       <w:r>
         <w:rPr>
           <w:rFonts w:asciiTheme="minorHAnsi" w:hAnsiTheme="minorHAnsi"/>
-          <w:sz w:val="28"/>
-          <w:szCs w:val="28"/>
-        </w:rPr>
-        <w:t xml:space="preserve"> Définition des scénarios (durée, difficulté) et des espaces physiques de jeu</w:t>
-      </w:r>
-      <w:r>
-        <w:rPr>
-          <w:rFonts w:asciiTheme="minorHAnsi" w:hAnsiTheme="minorHAnsi"/>
-          <w:sz w:val="28"/>
-          <w:szCs w:val="28"/>
-        </w:rPr>
-        <w:t> ;</w:t>
+          <w:szCs w:val="28"/>
+        </w:rPr>
+        <w:t xml:space="preserve"> Définition des scénarios (durée, difficulté) et des espaces physiques de jeu ;</w:t>
       </w:r>
     </w:p>
     <w:p>
@@ -513,7 +1103,6 @@
         </w:numPr>
         <w:rPr>
           <w:rFonts w:asciiTheme="minorHAnsi" w:hAnsiTheme="minorHAnsi"/>
-          <w:sz w:val="28"/>
           <w:szCs w:val="28"/>
         </w:rPr>
       </w:pPr>
@@ -522,7 +1111,6 @@
           <w:rFonts w:asciiTheme="minorHAnsi" w:hAnsiTheme="minorHAnsi"/>
           <w:b/>
           <w:bCs/>
-          <w:sz w:val="28"/>
           <w:szCs w:val="28"/>
         </w:rPr>
         <w:t>Sessions (Créneaux) &amp; Réservations :</w:t>
@@ -530,18 +1118,9 @@
       <w:r>
         <w:rPr>
           <w:rFonts w:asciiTheme="minorHAnsi" w:hAnsiTheme="minorHAnsi"/>
-          <w:sz w:val="28"/>
-          <w:szCs w:val="28"/>
-        </w:rPr>
-        <w:t xml:space="preserve"> Calendrier des plages de jeu disponibles et réservations effectuées par les clients</w:t>
-      </w:r>
-      <w:r>
-        <w:rPr>
-          <w:rFonts w:asciiTheme="minorHAnsi" w:hAnsiTheme="minorHAnsi"/>
-          <w:sz w:val="28"/>
-          <w:szCs w:val="28"/>
-        </w:rPr>
-        <w:t> ;</w:t>
+          <w:szCs w:val="28"/>
+        </w:rPr>
+        <w:t xml:space="preserve"> Calendrier des plages de jeu disponibles et réservations effectuées par les clients ;</w:t>
       </w:r>
     </w:p>
     <w:p>
@@ -553,7 +1132,6 @@
         </w:numPr>
         <w:rPr>
           <w:rFonts w:asciiTheme="minorHAnsi" w:hAnsiTheme="minorHAnsi"/>
-          <w:sz w:val="28"/>
           <w:szCs w:val="28"/>
         </w:rPr>
       </w:pPr>
@@ -562,7 +1140,6 @@
           <w:rFonts w:asciiTheme="minorHAnsi" w:hAnsiTheme="minorHAnsi"/>
           <w:b/>
           <w:bCs/>
-          <w:sz w:val="28"/>
           <w:szCs w:val="28"/>
         </w:rPr>
         <w:t>Tarification &amp; Promotions :</w:t>
@@ -570,18 +1147,9 @@
       <w:r>
         <w:rPr>
           <w:rFonts w:asciiTheme="minorHAnsi" w:hAnsiTheme="minorHAnsi"/>
-          <w:sz w:val="28"/>
-          <w:szCs w:val="28"/>
-        </w:rPr>
-        <w:t xml:space="preserve"> Gestion dynamique des prix selon les plages horaires/demandes et applications des réductions/codes promo</w:t>
-      </w:r>
-      <w:r>
-        <w:rPr>
-          <w:rFonts w:asciiTheme="minorHAnsi" w:hAnsiTheme="minorHAnsi"/>
-          <w:sz w:val="28"/>
-          <w:szCs w:val="28"/>
-        </w:rPr>
-        <w:t> ;</w:t>
+          <w:szCs w:val="28"/>
+        </w:rPr>
+        <w:t xml:space="preserve"> Gestion dynamique des prix selon les plages horaires/demandes et applications des réductions/codes promo ;</w:t>
       </w:r>
     </w:p>
     <w:p>
@@ -593,7 +1161,6 @@
         </w:numPr>
         <w:rPr>
           <w:rFonts w:asciiTheme="minorHAnsi" w:hAnsiTheme="minorHAnsi"/>
-          <w:sz w:val="28"/>
           <w:szCs w:val="28"/>
         </w:rPr>
       </w:pPr>
@@ -602,7 +1169,6 @@
           <w:rFonts w:asciiTheme="minorHAnsi" w:hAnsiTheme="minorHAnsi"/>
           <w:b/>
           <w:bCs/>
-          <w:sz w:val="28"/>
           <w:szCs w:val="28"/>
         </w:rPr>
         <w:t>Paiements :</w:t>
@@ -610,7 +1176,6 @@
       <w:r>
         <w:rPr>
           <w:rFonts w:asciiTheme="minorHAnsi" w:hAnsiTheme="minorHAnsi"/>
-          <w:sz w:val="28"/>
           <w:szCs w:val="28"/>
         </w:rPr>
         <w:t xml:space="preserve"> Historique comptable des règlements associés aux réservations.</w:t>
@@ -625,7 +1190,6 @@
         </w:numPr>
         <w:rPr>
           <w:rFonts w:asciiTheme="minorHAnsi" w:hAnsiTheme="minorHAnsi"/>
-          <w:sz w:val="28"/>
           <w:szCs w:val="28"/>
         </w:rPr>
       </w:pPr>
@@ -634,7 +1198,6 @@
           <w:rFonts w:asciiTheme="minorHAnsi" w:hAnsiTheme="minorHAnsi"/>
           <w:b/>
           <w:bCs/>
-          <w:sz w:val="28"/>
           <w:szCs w:val="28"/>
         </w:rPr>
         <w:t>Avis :</w:t>
@@ -642,18 +1205,9 @@
       <w:r>
         <w:rPr>
           <w:rFonts w:asciiTheme="minorHAnsi" w:hAnsiTheme="minorHAnsi"/>
-          <w:sz w:val="28"/>
-          <w:szCs w:val="28"/>
-        </w:rPr>
-        <w:t xml:space="preserve"> Retours d'expérience, notes et photos déposés par les clients</w:t>
-      </w:r>
-      <w:r>
-        <w:rPr>
-          <w:rFonts w:asciiTheme="minorHAnsi" w:hAnsiTheme="minorHAnsi"/>
-          <w:sz w:val="28"/>
-          <w:szCs w:val="28"/>
-        </w:rPr>
-        <w:t> </w:t>
+          <w:szCs w:val="28"/>
+        </w:rPr>
+        <w:t xml:space="preserve"> Retours d'expérience, notes et photos déposés par les clients </w:t>
       </w:r>
     </w:p>
     <w:p>
@@ -665,7 +1219,6 @@
         </w:numPr>
         <w:rPr>
           <w:rFonts w:asciiTheme="minorHAnsi" w:hAnsiTheme="minorHAnsi"/>
-          <w:sz w:val="28"/>
           <w:szCs w:val="28"/>
         </w:rPr>
       </w:pPr>
@@ -674,7 +1227,6 @@
           <w:rFonts w:asciiTheme="minorHAnsi" w:hAnsiTheme="minorHAnsi"/>
           <w:b/>
           <w:bCs/>
-          <w:sz w:val="28"/>
           <w:szCs w:val="28"/>
         </w:rPr>
         <w:t>Employés, Plannings &amp; Animations :</w:t>
@@ -682,26 +1234,9 @@
       <w:r>
         <w:rPr>
           <w:rFonts w:asciiTheme="minorHAnsi" w:hAnsiTheme="minorHAnsi"/>
-          <w:sz w:val="28"/>
-          <w:szCs w:val="28"/>
-        </w:rPr>
-        <w:t xml:space="preserve"> Gestion des plannings du personnel</w:t>
-      </w:r>
-      <w:r>
-        <w:rPr>
-          <w:rFonts w:asciiTheme="minorHAnsi" w:hAnsiTheme="minorHAnsi"/>
-          <w:sz w:val="28"/>
-          <w:szCs w:val="28"/>
-        </w:rPr>
-        <w:t> </w:t>
-      </w:r>
-      <w:r>
-        <w:rPr>
-          <w:rFonts w:asciiTheme="minorHAnsi" w:hAnsiTheme="minorHAnsi"/>
-          <w:sz w:val="28"/>
-          <w:szCs w:val="28"/>
-        </w:rPr>
-        <w:t>(accueil, Game Masters, comédiens) et affectation précise des rôles lors des sessions de jeu.</w:t>
+          <w:szCs w:val="28"/>
+        </w:rPr>
+        <w:t xml:space="preserve"> Gestion des plannings du personnel (accueil, Game Masters, comédiens) et affectation précise des rôles lors des sessions de jeu.</w:t>
       </w:r>
     </w:p>
     <w:p>
@@ -712,19 +1247,306 @@
           <w:rFonts w:asciiTheme="minorHAnsi" w:hAnsiTheme="minorHAnsi"/>
           <w:b/>
           <w:bCs/>
-          <w:sz w:val="28"/>
           <w:szCs w:val="28"/>
         </w:rPr>
       </w:pPr>
     </w:p>
     <w:p>
       <w:pPr>
+        <w:pStyle w:val="NormalWeb"/>
+        <w:ind w:left="360"/>
+        <w:rPr>
+          <w:rFonts w:asciiTheme="minorHAnsi" w:hAnsiTheme="minorHAnsi"/>
+          <w:b/>
+          <w:bCs/>
+          <w:szCs w:val="28"/>
+        </w:rPr>
+      </w:pPr>
+    </w:p>
+    <w:p>
+      <w:pPr>
+        <w:pStyle w:val="NormalWeb"/>
+        <w:ind w:left="360"/>
+        <w:rPr>
+          <w:rFonts w:asciiTheme="minorHAnsi" w:hAnsiTheme="minorHAnsi"/>
+          <w:b/>
+          <w:bCs/>
+          <w:szCs w:val="28"/>
+        </w:rPr>
+      </w:pPr>
+    </w:p>
+    <w:p>
+      <w:pPr>
         <w:pStyle w:val="Titre2"/>
       </w:pPr>
-      <w:r>
+      <w:bookmarkStart w:id="4" w:name="_Toc238131640"/>
+      <w:r>
+        <w:lastRenderedPageBreak/>
         <w:t>1.3 Exigences spécifiques de VDM Escape Game &amp; Implications techniques</w:t>
       </w:r>
+      <w:bookmarkEnd w:id="4"/>
     </w:p>
+    <w:tbl>
+      <w:tblPr>
+        <w:tblStyle w:val="Grilledutableau"/>
+        <w:tblW w:w="0" w:type="auto"/>
+        <w:tblLook w:val="04A0" w:firstRow="1" w:lastRow="0" w:firstColumn="1" w:lastColumn="0" w:noHBand="0" w:noVBand="1"/>
+      </w:tblPr>
+      <w:tblGrid>
+        <w:gridCol w:w="4531"/>
+        <w:gridCol w:w="4531"/>
+      </w:tblGrid>
+      <w:tr>
+        <w:tc>
+          <w:tcPr>
+            <w:tcW w:w="4531" w:type="dxa"/>
+          </w:tcPr>
+          <w:p>
+            <w:r>
+              <w:rPr>
+                <w:sz w:val="36"/>
+                <w:szCs w:val="36"/>
+              </w:rPr>
+              <w:t>Exigences Métier</w:t>
+            </w:r>
+          </w:p>
+        </w:tc>
+        <w:tc>
+          <w:tcPr>
+            <w:tcW w:w="4531" w:type="dxa"/>
+          </w:tcPr>
+          <w:p>
+            <w:r>
+              <w:rPr>
+                <w:sz w:val="36"/>
+                <w:szCs w:val="36"/>
+              </w:rPr>
+              <w:t>Implication technique</w:t>
+            </w:r>
+          </w:p>
+        </w:tc>
+      </w:tr>
+      <w:tr>
+        <w:tc>
+          <w:tcPr>
+            <w:tcW w:w="4531" w:type="dxa"/>
+          </w:tcPr>
+          <w:p>
+            <w:r>
+              <w:rPr>
+                <w:szCs w:val="28"/>
+              </w:rPr>
+              <w:t>Disponibilité en temps réel</w:t>
+            </w:r>
+          </w:p>
+        </w:tc>
+        <w:tc>
+          <w:tcPr>
+            <w:tcW w:w="4531" w:type="dxa"/>
+          </w:tcPr>
+          <w:p>
+            <w:r>
+              <w:rPr>
+                <w:szCs w:val="28"/>
+              </w:rPr>
+              <w:t>Séparation de la notion de Session et de Réservation. Gestion des statuts de créneaux en temps réel</w:t>
+            </w:r>
+          </w:p>
+        </w:tc>
+      </w:tr>
+      <w:tr>
+        <w:tc>
+          <w:tcPr>
+            <w:tcW w:w="4531" w:type="dxa"/>
+          </w:tcPr>
+          <w:p>
+            <w:r>
+              <w:rPr>
+                <w:szCs w:val="28"/>
+              </w:rPr>
+              <w:t>Modularité des prix</w:t>
+            </w:r>
+          </w:p>
+        </w:tc>
+        <w:tc>
+          <w:tcPr>
+            <w:tcW w:w="4531" w:type="dxa"/>
+          </w:tcPr>
+          <w:p>
+            <w:pPr>
+              <w:rPr>
+                <w:szCs w:val="28"/>
+              </w:rPr>
+            </w:pPr>
+            <w:r>
+              <w:rPr>
+                <w:szCs w:val="28"/>
+              </w:rPr>
+              <w:t>Découplage de l</w:t>
+            </w:r>
+            <w:r>
+              <w:rPr>
+                <w:szCs w:val="28"/>
+              </w:rPr>
+              <w:t xml:space="preserve">’entité </w:t>
+            </w:r>
+            <w:r>
+              <w:rPr>
+                <w:szCs w:val="28"/>
+              </w:rPr>
+              <w:t>de Tarifications par rapport aux salles/thèmes pour appliquer des grilles tarifaires évolutives sans dupliquer les entités de jeu</w:t>
+            </w:r>
+          </w:p>
+        </w:tc>
+      </w:tr>
+      <w:tr>
+        <w:tc>
+          <w:tcPr>
+            <w:tcW w:w="4531" w:type="dxa"/>
+          </w:tcPr>
+          <w:p>
+            <w:pPr>
+              <w:rPr>
+                <w:szCs w:val="28"/>
+              </w:rPr>
+            </w:pPr>
+            <w:r>
+              <w:rPr>
+                <w:szCs w:val="28"/>
+              </w:rPr>
+              <w:t xml:space="preserve">Gestion </w:t>
+            </w:r>
+            <w:proofErr w:type="spellStart"/>
+            <w:r>
+              <w:rPr>
+                <w:szCs w:val="28"/>
+              </w:rPr>
+              <w:t>multi-salle</w:t>
+            </w:r>
+            <w:proofErr w:type="spellEnd"/>
+            <w:r>
+              <w:rPr>
+                <w:szCs w:val="28"/>
+              </w:rPr>
+              <w:t xml:space="preserve"> pour un même thème</w:t>
+            </w:r>
+          </w:p>
+        </w:tc>
+        <w:tc>
+          <w:tcPr>
+            <w:tcW w:w="4531" w:type="dxa"/>
+          </w:tcPr>
+          <w:p>
+            <w:pPr>
+              <w:rPr>
+                <w:szCs w:val="28"/>
+              </w:rPr>
+            </w:pPr>
+            <w:r>
+              <w:rPr>
+                <w:szCs w:val="28"/>
+              </w:rPr>
+              <w:t>Isolation de la notion de Thème (scénario) et de Salle (espace physique) afin de pouvoir exploiter un thème populaire dans plusieurs salles</w:t>
+            </w:r>
+          </w:p>
+        </w:tc>
+      </w:tr>
+      <w:tr>
+        <w:tc>
+          <w:tcPr>
+            <w:tcW w:w="4531" w:type="dxa"/>
+          </w:tcPr>
+          <w:p>
+            <w:proofErr w:type="gramStart"/>
+            <w:r>
+              <w:rPr>
+                <w:szCs w:val="28"/>
+              </w:rPr>
+              <w:t>Rôles multiple</w:t>
+            </w:r>
+            <w:proofErr w:type="gramEnd"/>
+            <w:r>
+              <w:rPr>
+                <w:szCs w:val="28"/>
+              </w:rPr>
+              <w:t xml:space="preserve"> du personnel</w:t>
+            </w:r>
+          </w:p>
+        </w:tc>
+        <w:tc>
+          <w:tcPr>
+            <w:tcW w:w="4531" w:type="dxa"/>
+          </w:tcPr>
+          <w:p>
+            <w:pPr>
+              <w:rPr>
+                <w:szCs w:val="28"/>
+              </w:rPr>
+            </w:pPr>
+            <w:r>
+              <w:rPr>
+                <w:szCs w:val="28"/>
+              </w:rPr>
+              <w:t xml:space="preserve">Création d’une </w:t>
+            </w:r>
+            <w:r>
+              <w:rPr>
+                <w:szCs w:val="28"/>
+              </w:rPr>
+              <w:t>entité</w:t>
+            </w:r>
+            <w:r>
+              <w:rPr>
+                <w:szCs w:val="28"/>
+              </w:rPr>
+              <w:t xml:space="preserve"> de liaison « </w:t>
+            </w:r>
+            <w:proofErr w:type="spellStart"/>
+            <w:r>
+              <w:rPr>
+                <w:szCs w:val="28"/>
+              </w:rPr>
+              <w:t>Animation_session</w:t>
+            </w:r>
+            <w:proofErr w:type="spellEnd"/>
+            <w:r>
+              <w:rPr>
+                <w:szCs w:val="28"/>
+              </w:rPr>
+              <w:t> » pour affecter un/plusieurs employé(s) à une même session avec un rôle spécifique</w:t>
+            </w:r>
+          </w:p>
+        </w:tc>
+      </w:tr>
+      <w:tr>
+        <w:tc>
+          <w:tcPr>
+            <w:tcW w:w="4531" w:type="dxa"/>
+          </w:tcPr>
+          <w:p>
+            <w:r>
+              <w:rPr>
+                <w:szCs w:val="28"/>
+              </w:rPr>
+              <w:t>Programme de fidélité &amp; avis client</w:t>
+            </w:r>
+          </w:p>
+        </w:tc>
+        <w:tc>
+          <w:tcPr>
+            <w:tcW w:w="4531" w:type="dxa"/>
+          </w:tcPr>
+          <w:p>
+            <w:r>
+              <w:rPr>
+                <w:szCs w:val="28"/>
+              </w:rPr>
+              <w:t>Stockage des points de fidélité sur le profil client, liaison entre avis et thèmes, conservation des URLs des photos partagées</w:t>
+            </w:r>
+          </w:p>
+        </w:tc>
+      </w:tr>
+    </w:tbl>
     <w:p/>
     <w:p>
       <w:pPr>
@@ -742,21 +1564,35 @@
           <w:numId w:val="1"/>
         </w:numPr>
       </w:pPr>
+      <w:bookmarkStart w:id="5" w:name="_Toc238131641"/>
       <w:r>
         <w:lastRenderedPageBreak/>
         <w:t>Architecture de la base de données proposée</w:t>
       </w:r>
+      <w:bookmarkEnd w:id="5"/>
     </w:p>
     <w:p>
       <w:pPr>
         <w:pStyle w:val="Titre2"/>
-      </w:pPr>
-      <w:r>
-        <w:t xml:space="preserve">2.1 Schéma Entités-Relations avec cardinalités de la base de données </w:t>
+        <w:numPr>
+          <w:ilvl w:val="1"/>
+          <w:numId w:val="9"/>
+        </w:numPr>
+      </w:pPr>
+      <w:bookmarkStart w:id="6" w:name="_Toc238131642"/>
+      <w:r>
+        <w:t>Schéma Entités-Relations avec cardinalités de la base de données</w:t>
+      </w:r>
+      <w:bookmarkEnd w:id="6"/>
+      <w:r>
+        <w:t xml:space="preserve"> </w:t>
       </w:r>
     </w:p>
     <w:p>
       <w:r>
+        <w:rPr>
+          <w:noProof/>
+        </w:rPr>
         <w:drawing>
           <wp:inline distT="0" distB="0" distL="0" distR="0" wp14:anchorId="28545657" wp14:editId="7349DB7D">
             <wp:extent cx="5760720" cy="3536950"/>
@@ -794,6 +1630,585 @@
         </w:drawing>
       </w:r>
     </w:p>
+    <w:p/>
+    <w:p>
+      <w:pPr>
+        <w:pStyle w:val="Titre2"/>
+      </w:pPr>
+      <w:bookmarkStart w:id="7" w:name="_Toc238131643"/>
+      <w:r>
+        <w:t>2.2</w:t>
+      </w:r>
+      <w:r>
+        <w:tab/>
+        <w:t>Normalisation de la base de données</w:t>
+      </w:r>
+      <w:bookmarkEnd w:id="7"/>
+    </w:p>
+    <w:p>
+      <w:pPr>
+        <w:ind w:firstLine="708"/>
+        <w:rPr>
+          <w:szCs w:val="28"/>
+        </w:rPr>
+      </w:pPr>
+      <w:r>
+        <w:rPr>
+          <w:szCs w:val="28"/>
+        </w:rPr>
+        <w:t>La première couche de normalisation</w:t>
+      </w:r>
+      <w:r>
+        <w:rPr>
+          <w:szCs w:val="28"/>
+        </w:rPr>
+        <w:t xml:space="preserve"> (1NF) stipule que chaque attribut doit contenir une valeur unique et que chaque entité possède une clé primaire. On peut constater que chacune d’entre elles possède un id en clé primaire. De plus, les noms et prénoms sont séparés</w:t>
+      </w:r>
+      <w:r>
+        <w:rPr>
+          <w:szCs w:val="28"/>
+        </w:rPr>
+        <w:t xml:space="preserve"> dans les entités « Client » et « </w:t>
+      </w:r>
+      <w:proofErr w:type="spellStart"/>
+      <w:r>
+        <w:rPr>
+          <w:szCs w:val="28"/>
+        </w:rPr>
+        <w:t>Employee</w:t>
+      </w:r>
+      <w:proofErr w:type="spellEnd"/>
+      <w:r>
+        <w:rPr>
+          <w:szCs w:val="28"/>
+        </w:rPr>
+        <w:t> »</w:t>
+      </w:r>
+      <w:r>
+        <w:rPr>
+          <w:szCs w:val="28"/>
+        </w:rPr>
+        <w:t>, et les rôles des sessions sont également isolés dans l</w:t>
+      </w:r>
+      <w:r>
+        <w:rPr>
+          <w:szCs w:val="28"/>
+        </w:rPr>
+        <w:t>’entité</w:t>
+      </w:r>
+      <w:r>
+        <w:rPr>
+          <w:szCs w:val="28"/>
+        </w:rPr>
+        <w:t xml:space="preserve"> de liaison « </w:t>
+      </w:r>
+      <w:proofErr w:type="spellStart"/>
+      <w:r>
+        <w:rPr>
+          <w:szCs w:val="28"/>
+        </w:rPr>
+        <w:t>A</w:t>
+      </w:r>
+      <w:r>
+        <w:rPr>
+          <w:szCs w:val="28"/>
+        </w:rPr>
+        <w:t>nimation_session</w:t>
+      </w:r>
+      <w:proofErr w:type="spellEnd"/>
+      <w:r>
+        <w:rPr>
+          <w:szCs w:val="28"/>
+        </w:rPr>
+        <w:t> », respectant la règle d’atomicité de la donnée.</w:t>
+      </w:r>
+    </w:p>
+    <w:p>
+      <w:pPr>
+        <w:ind w:firstLine="708"/>
+        <w:rPr>
+          <w:szCs w:val="28"/>
+        </w:rPr>
+      </w:pPr>
+      <w:r>
+        <w:rPr>
+          <w:szCs w:val="28"/>
+        </w:rPr>
+        <w:t>La seconde couche de normalisation (2NF) est confirmé puisque cha</w:t>
+      </w:r>
+      <w:r>
+        <w:rPr>
+          <w:szCs w:val="28"/>
+        </w:rPr>
+        <w:t xml:space="preserve">que attribut non-clé des entités dépendent de leur clé primaire, à l’exception </w:t>
+      </w:r>
+      <w:proofErr w:type="gramStart"/>
+      <w:r>
+        <w:rPr>
+          <w:szCs w:val="28"/>
+        </w:rPr>
+        <w:t>d’ «</w:t>
+      </w:r>
+      <w:proofErr w:type="gramEnd"/>
+      <w:r>
+        <w:rPr>
+          <w:szCs w:val="28"/>
+        </w:rPr>
+        <w:t> </w:t>
+      </w:r>
+      <w:proofErr w:type="spellStart"/>
+      <w:r>
+        <w:rPr>
+          <w:szCs w:val="28"/>
+        </w:rPr>
+        <w:t>Animation_session</w:t>
+      </w:r>
+      <w:proofErr w:type="spellEnd"/>
+      <w:r>
+        <w:rPr>
+          <w:szCs w:val="28"/>
+        </w:rPr>
+        <w:t> » ou l’attribut « </w:t>
+      </w:r>
+      <w:proofErr w:type="spellStart"/>
+      <w:r>
+        <w:rPr>
+          <w:szCs w:val="28"/>
+        </w:rPr>
+        <w:t>rôle_session</w:t>
+      </w:r>
+      <w:proofErr w:type="spellEnd"/>
+      <w:r>
+        <w:rPr>
+          <w:szCs w:val="28"/>
+        </w:rPr>
+        <w:t> » dépend de la liaison des clés primaires « </w:t>
+      </w:r>
+      <w:proofErr w:type="spellStart"/>
+      <w:r>
+        <w:rPr>
+          <w:szCs w:val="28"/>
+        </w:rPr>
+        <w:t>id_session</w:t>
+      </w:r>
+      <w:proofErr w:type="spellEnd"/>
+      <w:r>
+        <w:rPr>
+          <w:szCs w:val="28"/>
+        </w:rPr>
+        <w:t> » et « </w:t>
+      </w:r>
+      <w:proofErr w:type="spellStart"/>
+      <w:r>
+        <w:rPr>
+          <w:szCs w:val="28"/>
+        </w:rPr>
+        <w:t>id_employee</w:t>
+      </w:r>
+      <w:proofErr w:type="spellEnd"/>
+      <w:r>
+        <w:rPr>
+          <w:szCs w:val="28"/>
+        </w:rPr>
+        <w:t> ».</w:t>
+      </w:r>
+    </w:p>
+    <w:p>
+      <w:pPr>
+        <w:ind w:firstLine="708"/>
+        <w:rPr>
+          <w:szCs w:val="28"/>
+        </w:rPr>
+      </w:pPr>
+      <w:r>
+        <w:rPr>
+          <w:szCs w:val="28"/>
+        </w:rPr>
+        <w:lastRenderedPageBreak/>
+        <w:t>La troisième couche de normalisation (3NF) veut qu’aucun attribut non-clé ne dépendent d’un autre attribut non-clé. Pour cela, on peut voir par exemple que le prix n’est pas stocké dans l</w:t>
+      </w:r>
+      <w:r>
+        <w:rPr>
+          <w:szCs w:val="28"/>
+        </w:rPr>
+        <w:t>’entité</w:t>
+      </w:r>
+      <w:r>
+        <w:rPr>
+          <w:szCs w:val="28"/>
+        </w:rPr>
+        <w:t xml:space="preserve"> « Salle » ou « Session », mais bien dans une </w:t>
+      </w:r>
+      <w:r>
+        <w:rPr>
+          <w:szCs w:val="28"/>
+        </w:rPr>
+        <w:t xml:space="preserve">entité </w:t>
+      </w:r>
+      <w:r>
+        <w:rPr>
+          <w:szCs w:val="28"/>
+        </w:rPr>
+        <w:t>« Tarification », pour éviter qu’une modification de prix n’impacte les anciennes données enregistrées, les caractéristiques du scénario d’une session ne dépend que d</w:t>
+      </w:r>
+      <w:proofErr w:type="gramStart"/>
+      <w:r>
+        <w:rPr>
+          <w:szCs w:val="28"/>
+        </w:rPr>
+        <w:t>’</w:t>
+      </w:r>
+      <w:r>
+        <w:rPr>
+          <w:szCs w:val="28"/>
+        </w:rPr>
+        <w:t>«</w:t>
+      </w:r>
+      <w:proofErr w:type="spellStart"/>
+      <w:proofErr w:type="gramEnd"/>
+      <w:r>
+        <w:rPr>
+          <w:szCs w:val="28"/>
+        </w:rPr>
+        <w:t>id_</w:t>
+      </w:r>
+      <w:proofErr w:type="gramStart"/>
+      <w:r>
+        <w:rPr>
+          <w:szCs w:val="28"/>
+        </w:rPr>
+        <w:t>theme</w:t>
+      </w:r>
+      <w:proofErr w:type="spellEnd"/>
+      <w:r>
+        <w:rPr>
+          <w:szCs w:val="28"/>
+        </w:rPr>
+        <w:t>»</w:t>
+      </w:r>
+      <w:proofErr w:type="gramEnd"/>
+      <w:r>
+        <w:rPr>
+          <w:szCs w:val="28"/>
+        </w:rPr>
+        <w:t xml:space="preserve"> et non d</w:t>
+      </w:r>
+      <w:proofErr w:type="gramStart"/>
+      <w:r>
+        <w:rPr>
+          <w:szCs w:val="28"/>
+        </w:rPr>
+        <w:t>’</w:t>
+      </w:r>
+      <w:r>
+        <w:rPr>
+          <w:szCs w:val="28"/>
+        </w:rPr>
+        <w:t>«</w:t>
+      </w:r>
+      <w:proofErr w:type="spellStart"/>
+      <w:proofErr w:type="gramEnd"/>
+      <w:r>
+        <w:rPr>
+          <w:szCs w:val="28"/>
+        </w:rPr>
+        <w:t>id_</w:t>
+      </w:r>
+      <w:proofErr w:type="gramStart"/>
+      <w:r>
+        <w:rPr>
+          <w:szCs w:val="28"/>
+        </w:rPr>
+        <w:t>salle</w:t>
+      </w:r>
+      <w:proofErr w:type="spellEnd"/>
+      <w:r>
+        <w:rPr>
+          <w:szCs w:val="28"/>
+        </w:rPr>
+        <w:t>»</w:t>
+      </w:r>
+      <w:proofErr w:type="gramEnd"/>
+      <w:r>
+        <w:rPr>
+          <w:szCs w:val="28"/>
+        </w:rPr>
+        <w:t xml:space="preserve">, et le mode de paiement ainsi que le montant réglé ne dépendent que de la transaction dans </w:t>
+      </w:r>
+      <w:proofErr w:type="gramStart"/>
+      <w:r>
+        <w:rPr>
+          <w:szCs w:val="28"/>
+        </w:rPr>
+        <w:t>l</w:t>
+      </w:r>
+      <w:r>
+        <w:rPr>
+          <w:szCs w:val="28"/>
+        </w:rPr>
+        <w:t>’entité</w:t>
+      </w:r>
+      <w:r>
+        <w:rPr>
+          <w:szCs w:val="28"/>
+        </w:rPr>
+        <w:t>«</w:t>
+      </w:r>
+      <w:proofErr w:type="gramEnd"/>
+      <w:r>
+        <w:rPr>
+          <w:szCs w:val="28"/>
+        </w:rPr>
+        <w:t> Paiement » et pas de l’objet « R</w:t>
+      </w:r>
+      <w:r>
+        <w:rPr>
+          <w:szCs w:val="28"/>
+        </w:rPr>
+        <w:t>é</w:t>
+      </w:r>
+      <w:r>
+        <w:rPr>
+          <w:szCs w:val="28"/>
+        </w:rPr>
+        <w:t>servation</w:t>
+      </w:r>
+      <w:r>
+        <w:rPr>
+          <w:szCs w:val="28"/>
+        </w:rPr>
+        <w:t> »</w:t>
+      </w:r>
+      <w:r>
+        <w:rPr>
+          <w:szCs w:val="28"/>
+        </w:rPr>
+        <w:t>.</w:t>
+      </w:r>
+    </w:p>
+    <w:p>
+      <w:pPr>
+        <w:rPr>
+          <w:szCs w:val="28"/>
+        </w:rPr>
+      </w:pPr>
+    </w:p>
+    <w:p>
+      <w:pPr>
+        <w:pStyle w:val="Titre2"/>
+        <w:numPr>
+          <w:ilvl w:val="1"/>
+          <w:numId w:val="12"/>
+        </w:numPr>
+      </w:pPr>
+      <w:bookmarkStart w:id="8" w:name="_Toc238131644"/>
+      <w:r>
+        <w:t>Infrastructure de la base de données</w:t>
+      </w:r>
+      <w:bookmarkEnd w:id="8"/>
+    </w:p>
+    <w:p>
+      <w:pPr>
+        <w:ind w:firstLine="708"/>
+      </w:pPr>
+      <w:r>
+        <w:t>Pour l’infrastructure, on a séparé le thème et la salle, puisque le 1</w:t>
+      </w:r>
+      <w:r>
+        <w:rPr>
+          <w:vertAlign w:val="superscript"/>
+        </w:rPr>
+        <w:t>er</w:t>
+      </w:r>
+      <w:r>
+        <w:t xml:space="preserve"> est juste le scénario créatif tandis que l’autre représente le local physique. Cette modification permet par exemple, en cas de fortes demandes concernant un scénario particulier, de pouvoir attribuer une autre salle au même scénario.</w:t>
+      </w:r>
+    </w:p>
+    <w:p>
+      <w:pPr>
+        <w:ind w:firstLine="708"/>
+      </w:pPr>
+      <w:r>
+        <w:t>Pour l</w:t>
+      </w:r>
+      <w:r>
+        <w:t>’entité</w:t>
+      </w:r>
+      <w:r>
+        <w:t xml:space="preserve"> « </w:t>
+      </w:r>
+      <w:proofErr w:type="spellStart"/>
+      <w:r>
+        <w:t>Animation_session</w:t>
+      </w:r>
+      <w:proofErr w:type="spellEnd"/>
+      <w:r>
+        <w:t> », une session de jeu peut nécessiter l’intervention de plusieurs employés, en tant que Game Master, mais également en tant qu’acteurs</w:t>
+      </w:r>
+      <w:r>
+        <w:t>, cependant n’en comptera pas si elle n’est pas encore planifiée</w:t>
+      </w:r>
+      <w:r>
+        <w:t xml:space="preserve">. Cependant, un employé peut avoir </w:t>
+      </w:r>
+      <w:r>
+        <w:t xml:space="preserve">aucune, une ou </w:t>
+      </w:r>
+      <w:r>
+        <w:t xml:space="preserve">plusieurs sessions d’animation faisant qu’une relation </w:t>
+      </w:r>
+      <w:proofErr w:type="gramStart"/>
+      <w:r>
+        <w:t>1:N</w:t>
+      </w:r>
+      <w:proofErr w:type="gramEnd"/>
+      <w:r>
+        <w:t xml:space="preserve"> d’un côté comme de l’autre ne serait pas valide, donc on a réalisé une </w:t>
+      </w:r>
+      <w:r>
+        <w:t xml:space="preserve">entité </w:t>
+      </w:r>
+      <w:r>
+        <w:t>de liaison pour pouvoir illustrer cela.</w:t>
+      </w:r>
+    </w:p>
+    <w:p>
+      <w:pPr>
+        <w:ind w:firstLine="708"/>
+      </w:pPr>
+      <w:r>
+        <w:t xml:space="preserve">Il était préférable d’utiliser des données artificielles telles que des id en clés primaire afin d’éviter toute modification perturbant le fonctionnement de la base de données. Si, par exemple, on avait mis en clé primaire pour les clients leur </w:t>
+      </w:r>
+      <w:proofErr w:type="gramStart"/>
+      <w:r>
+        <w:t>email</w:t>
+      </w:r>
+      <w:proofErr w:type="gramEnd"/>
+      <w:r>
+        <w:t xml:space="preserve">, une modification de celle-ci affecterait les clés étrangères dans les </w:t>
+      </w:r>
+      <w:r>
+        <w:t>entité</w:t>
+      </w:r>
+      <w:r>
+        <w:t>s « Avis » et « Réservation ».</w:t>
+      </w:r>
+    </w:p>
+    <w:p>
+      <w:r>
+        <w:tab/>
+      </w:r>
+      <w:r>
+        <w:t>Enfin, pour le planning, on a choisi d’ajouter la clé étrangère « </w:t>
+      </w:r>
+      <w:proofErr w:type="spellStart"/>
+      <w:r>
+        <w:t>id_salle</w:t>
+      </w:r>
+      <w:proofErr w:type="spellEnd"/>
+      <w:r>
+        <w:t> » pour planifier le personnel sur des tâches externes, comme une maintenance de salle ou du nettoyage en dehors des heures de session de jeu.</w:t>
+      </w:r>
+    </w:p>
+    <w:p>
+      <w:pPr>
+        <w:pStyle w:val="Titre2"/>
+        <w:numPr>
+          <w:ilvl w:val="1"/>
+          <w:numId w:val="12"/>
+        </w:numPr>
+      </w:pPr>
+      <w:bookmarkStart w:id="9" w:name="_Toc238131645"/>
+      <w:r>
+        <w:lastRenderedPageBreak/>
+        <w:t>Indexation des données</w:t>
+      </w:r>
+      <w:bookmarkEnd w:id="9"/>
+    </w:p>
+    <w:p>
+      <w:pPr>
+        <w:ind w:firstLine="708"/>
+      </w:pPr>
+      <w:r>
+        <w:t>Pour pouvoir optimiser les requêtes, certains index ciblés seront mis en place. Pour commencer, un index composé sur la recherche de créneaux disponible sera mis en place, puisque c’est LA requête la plus fréquente de la plateforme. Il permettra d’éviter de réaliser un parcours complet de la table pendant des recherches par date et prendra en compte les données « </w:t>
+      </w:r>
+      <w:proofErr w:type="spellStart"/>
+      <w:r>
+        <w:t>date_session</w:t>
+      </w:r>
+      <w:proofErr w:type="spellEnd"/>
+      <w:r>
+        <w:t> », « </w:t>
+      </w:r>
+      <w:proofErr w:type="spellStart"/>
+      <w:r>
+        <w:t>heure_debut</w:t>
+      </w:r>
+      <w:proofErr w:type="spellEnd"/>
+      <w:r>
+        <w:t> » et « statut » de l</w:t>
+      </w:r>
+      <w:r>
+        <w:t>’entité</w:t>
+      </w:r>
+      <w:r>
+        <w:t xml:space="preserve"> « Session ». </w:t>
+      </w:r>
+    </w:p>
+    <w:p>
+      <w:pPr>
+        <w:ind w:firstLine="708"/>
+      </w:pPr>
+      <w:r>
+        <w:t>Ensuite, un index sur les clés étrangères</w:t>
+      </w:r>
+      <w:r>
+        <w:t xml:space="preserve"> sera mis en place</w:t>
+      </w:r>
+      <w:r>
+        <w:t xml:space="preserve"> afin d’</w:t>
+      </w:r>
+      <w:r>
+        <w:t>accélérer</w:t>
+      </w:r>
+      <w:r>
+        <w:t xml:space="preserve"> la vitesse de jointure des </w:t>
+      </w:r>
+      <w:r>
+        <w:t>entité</w:t>
+      </w:r>
+      <w:r>
+        <w:t xml:space="preserve">s entre elles, puisque les base de données n’en font pas toujours automatiquement. </w:t>
+      </w:r>
+    </w:p>
+    <w:p>
+      <w:r>
+        <w:t xml:space="preserve">Enfin, </w:t>
+      </w:r>
+      <w:r>
+        <w:t xml:space="preserve">on va créer </w:t>
+      </w:r>
+      <w:r>
+        <w:t>un index d’authentification prenant en compte la donnée « email » de l’entité « Client »</w:t>
+      </w:r>
+      <w:r>
+        <w:t xml:space="preserve"> pour accélérer la recherche du login ainsi que garantir qu’une adresse mail n’est utilisée que pour 1 seul compte.</w:t>
+      </w:r>
+    </w:p>
+    <w:p/>
+    <w:p>
+      <w:pPr>
+        <w:pStyle w:val="Titre1"/>
+        <w:numPr>
+          <w:ilvl w:val="0"/>
+          <w:numId w:val="1"/>
+        </w:numPr>
+      </w:pPr>
+      <w:r>
+        <w:t>Architecture de production</w:t>
+      </w:r>
+    </w:p>
+    <w:p/>
     <w:sectPr>
       <w:pgSz w:w="11906" w:h="16838"/>
       <w:pgMar w:top="1417" w:right="1417" w:bottom="1417" w:left="1417" w:header="708" w:footer="708" w:gutter="0"/>
@@ -805,8 +2220,121 @@
 </file>
 
 <file path=word/numbering.xml><?xml version="1.0" encoding="utf-8"?>
-<w:numbering xmlns:wpc="http://schemas.microsoft.com/office/word/2010/wordprocessingCanvas" xmlns:cx="http://schemas.microsoft.com/office/drawing/2014/chartex" xmlns:cx1="http://schemas.microsoft.com/office/drawing/2015/9/8/chartex" xmlns:cx2="http://schemas.microsoft.com/office/drawing/2015/10/21/chartex" xmlns:cx3="http://schemas.microsoft.com/office/drawing/2016/5/9/chartex" xmlns:cx4="http://schemas.microsoft.com/office/drawing/2016/5/10/chartex" xmlns:cx5="http://schemas.microsoft.com/office/drawing/2016/5/11/chartex" xmlns:cx6="http://schemas.microsoft.com/office/drawing/2016/5/12/chartex" xmlns:cx7="http://schemas.microsoft.com/office/drawing/2016/5/13/chartex" xmlns:cx8="http://schemas.microsoft.com/office/drawing/2016/5/14/chartex" xmlns:mc="http://schemas.openxmlformats.org/markup-compatibility/2006" xmlns:m="http://schemas.openxmlformats.org/officeDocument/2006/math" xmlns:aink="http://schemas.microsoft.com/office/drawing/2016/ink" xmlns:am3d="http://schemas.microsoft.com/office/drawing/2017/model3d" xmlns:oel="http://schemas.microsoft.com/office/2019/extlst" xmlns:r="http://schemas.openxmlformats.org/officeDocument/2006/relationships" xmlns:wp14="http://schemas.microsoft.com/office/word/2010/wordprocessingDrawing" xmlns:wp="http://schemas.openxmlformats.org/drawingml/2006/wordprocessingDrawing" xmlns:wpg="http://schemas.microsoft.com/office/word/2010/wordprocessingGroup" xmlns:wpi="http://schemas.microsoft.com/office/word/2010/wordprocessingInk" xmlns:wps="http://schemas.microsoft.com/office/word/2010/wordprocessingShape" xmlns:o="urn:schemas-microsoft-com:office:office" xmlns:v="urn:schemas-microsoft-com:vml" xmlns:w10="urn:schemas-microsoft-com:office:word" xmlns:w="http://schemas.openxmlformats.org/wordprocessingml/2006/main" xmlns:w14="http://schemas.microsoft.com/office/word/2010/wordml" xmlns:w15="http://schemas.microsoft.com/office/word/2012/wordml" xmlns:w16cei="http://schemas.microsoft.com/office/word/2026/wordml/cei" xmlns:w16cex="http://schemas.microsoft.com/office/word/2018/wordml/cex" xmlns:w16cid="http://schemas.microsoft.com/office/word/2016/wordml/cid" xmlns:w16="http://schemas.microsoft.com/office/word/2018/wordml" xmlns:w16sdtdh="http://schemas.microsoft.com/office/word/2020/wordml/sdtdatahash" xmlns:w16sdtfl="http://schemas.microsoft.com/office/word/2024/wordml/sdtformatlock" xmlns:w16se="http://schemas.microsoft.com/office/word/2015/wordml/symex" xmlns:w16du="http://schemas.microsoft.com/office/word/2023/wordml/word16du" xmlns:wne="http://schemas.microsoft.com/office/word/2006/wordml" mc:Ignorable="w14 w15 w16se w16cid w16 w16cex w16sdtdh w16sdtfl w16du wp14">
+<w:numbering xmlns:wpc="http://schemas.microsoft.com/office/word/2010/wordprocessingCanvas" xmlns:cx="http://schemas.microsoft.com/office/drawing/2014/chartex" xmlns:cx1="http://schemas.microsoft.com/office/drawing/2015/9/8/chartex" xmlns:cx2="http://schemas.microsoft.com/office/drawing/2015/10/21/chartex" xmlns:cx3="http://schemas.microsoft.com/office/drawing/2016/5/9/chartex" xmlns:cx4="http://schemas.microsoft.com/office/drawing/2016/5/10/chartex" xmlns:cx5="http://schemas.microsoft.com/office/drawing/2016/5/11/chartex" xmlns:cx6="http://schemas.microsoft.com/office/drawing/2016/5/12/chartex" xmlns:cx7="http://schemas.microsoft.com/office/drawing/2016/5/13/chartex" xmlns:cx8="http://schemas.microsoft.com/office/drawing/2016/5/14/chartex" xmlns:mc="http://schemas.openxmlformats.org/markup-compatibility/2006" xmlns:m="http://schemas.openxmlformats.org/officeDocument/2006/math" xmlns:aink="http://schemas.microsoft.com/office/drawing/2016/ink" xmlns:am3d="http://schemas.microsoft.com/office/drawing/2017/model3d" xmlns:oel="http://schemas.microsoft.com/office/2019/extlst" xmlns:r="http://schemas.openxmlformats.org/officeDocument/2006/relationships" xmlns:wp14="http://schemas.microsoft.com/office/word/2010/wordprocessingDrawing" xmlns:wp="http://schemas.openxmlformats.org/drawingml/2006/wordprocessingDrawing" xmlns:wpg="http://schemas.microsoft.com/office/word/2010/wordprocessingGroup" xmlns:wpi="http://schemas.microsoft.com/office/word/2010/wordprocessingInk" xmlns:wps="http://schemas.microsoft.com/office/word/2010/wordprocessingShape" xmlns:o="urn:schemas-microsoft-com:office:office" xmlns:v="urn:schemas-microsoft-com:vml" xmlns:w10="urn:schemas-microsoft-com:office:word" xmlns:w="http://schemas.openxmlformats.org/wordprocessingml/2006/main" xmlns:w14="http://schemas.microsoft.com/office/word/2010/wordml" xmlns:w15="http://schemas.microsoft.com/office/word/2012/wordml" xmlns:w16cex="http://schemas.microsoft.com/office/word/2018/wordml/cex" xmlns:w16cid="http://schemas.microsoft.com/office/word/2016/wordml/cid" xmlns:w16="http://schemas.microsoft.com/office/word/2018/wordml" xmlns:w16sdtdh="http://schemas.microsoft.com/office/word/2020/wordml/sdtdatahash" xmlns:w16sdtfl="http://schemas.microsoft.com/office/word/2024/wordml/sdtformatlock" xmlns:w16se="http://schemas.microsoft.com/office/word/2015/wordml/symex" xmlns:w16du="http://schemas.microsoft.com/office/word/2023/wordml/word16du" xmlns:wne="http://schemas.microsoft.com/office/word/2006/wordml" mc:Ignorable="w14 w15 w16se w16cid w16 w16cex w16sdtdh w16sdtfl w16du wp14">
   <w:abstractNum w:abstractNumId="0" w15:restartNumberingAfterBreak="0">
+    <w:nsid w:val="0687129E"/>
+    <w:multiLevelType w:val="multilevel"/>
+    <w:tmpl w:val="C9B0EDDA"/>
+    <w:lvl w:ilvl="0">
+      <w:start w:val="2"/>
+      <w:numFmt w:val="decimal"/>
+      <w:lvlText w:val="%1"/>
+      <w:lvlJc w:val="left"/>
+      <w:pPr>
+        <w:ind w:left="420" w:hanging="420"/>
+      </w:pPr>
+      <w:rPr>
+        <w:rFonts w:hint="default"/>
+      </w:rPr>
+    </w:lvl>
+    <w:lvl w:ilvl="1">
+      <w:start w:val="3"/>
+      <w:numFmt w:val="decimal"/>
+      <w:lvlText w:val="%1.%2"/>
+      <w:lvlJc w:val="left"/>
+      <w:pPr>
+        <w:ind w:left="1440" w:hanging="720"/>
+      </w:pPr>
+      <w:rPr>
+        <w:rFonts w:hint="default"/>
+      </w:rPr>
+    </w:lvl>
+    <w:lvl w:ilvl="2">
+      <w:start w:val="1"/>
+      <w:numFmt w:val="decimal"/>
+      <w:lvlText w:val="%1.%2.%3"/>
+      <w:lvlJc w:val="left"/>
+      <w:pPr>
+        <w:ind w:left="2160" w:hanging="720"/>
+      </w:pPr>
+      <w:rPr>
+        <w:rFonts w:hint="default"/>
+      </w:rPr>
+    </w:lvl>
+    <w:lvl w:ilvl="3">
+      <w:start w:val="1"/>
+      <w:numFmt w:val="decimal"/>
+      <w:lvlText w:val="%1.%2.%3.%4"/>
+      <w:lvlJc w:val="left"/>
+      <w:pPr>
+        <w:ind w:left="3240" w:hanging="1080"/>
+      </w:pPr>
+      <w:rPr>
+        <w:rFonts w:hint="default"/>
+      </w:rPr>
+    </w:lvl>
+    <w:lvl w:ilvl="4">
+      <w:start w:val="1"/>
+      <w:numFmt w:val="decimal"/>
+      <w:lvlText w:val="%1.%2.%3.%4.%5"/>
+      <w:lvlJc w:val="left"/>
+      <w:pPr>
+        <w:ind w:left="4320" w:hanging="1440"/>
+      </w:pPr>
+      <w:rPr>
+        <w:rFonts w:hint="default"/>
+      </w:rPr>
+    </w:lvl>
+    <w:lvl w:ilvl="5">
+      <w:start w:val="1"/>
+      <w:numFmt w:val="decimal"/>
+      <w:lvlText w:val="%1.%2.%3.%4.%5.%6"/>
+      <w:lvlJc w:val="left"/>
+      <w:pPr>
+        <w:ind w:left="5040" w:hanging="1440"/>
+      </w:pPr>
+      <w:rPr>
+        <w:rFonts w:hint="default"/>
+      </w:rPr>
+    </w:lvl>
+    <w:lvl w:ilvl="6">
+      <w:start w:val="1"/>
+      <w:numFmt w:val="decimal"/>
+      <w:lvlText w:val="%1.%2.%3.%4.%5.%6.%7"/>
+      <w:lvlJc w:val="left"/>
+      <w:pPr>
+        <w:ind w:left="6120" w:hanging="1800"/>
+      </w:pPr>
+      <w:rPr>
+        <w:rFonts w:hint="default"/>
+      </w:rPr>
+    </w:lvl>
+    <w:lvl w:ilvl="7">
+      <w:start w:val="1"/>
+      <w:numFmt w:val="decimal"/>
+      <w:lvlText w:val="%1.%2.%3.%4.%5.%6.%7.%8"/>
+      <w:lvlJc w:val="left"/>
+      <w:pPr>
+        <w:ind w:left="7200" w:hanging="2160"/>
+      </w:pPr>
+      <w:rPr>
+        <w:rFonts w:hint="default"/>
+      </w:rPr>
+    </w:lvl>
+    <w:lvl w:ilvl="8">
+      <w:start w:val="1"/>
+      <w:numFmt w:val="decimal"/>
+      <w:lvlText w:val="%1.%2.%3.%4.%5.%6.%7.%8.%9"/>
+      <w:lvlJc w:val="left"/>
+      <w:pPr>
+        <w:ind w:left="7920" w:hanging="2160"/>
+      </w:pPr>
+      <w:rPr>
+        <w:rFonts w:hint="default"/>
+      </w:rPr>
+    </w:lvl>
+  </w:abstractNum>
+  <w:abstractNum w:abstractNumId="1" w15:restartNumberingAfterBreak="0">
     <w:nsid w:val="08A95F7F"/>
     <w:multiLevelType w:val="multilevel"/>
     <w:tmpl w:val="6130F450"/>
@@ -927,7 +2455,120 @@
       </w:rPr>
     </w:lvl>
   </w:abstractNum>
-  <w:abstractNum w:abstractNumId="1" w15:restartNumberingAfterBreak="0">
+  <w:abstractNum w:abstractNumId="2" w15:restartNumberingAfterBreak="0">
+    <w:nsid w:val="0B1D179C"/>
+    <w:multiLevelType w:val="multilevel"/>
+    <w:tmpl w:val="CAC2EB62"/>
+    <w:lvl w:ilvl="0">
+      <w:start w:val="2"/>
+      <w:numFmt w:val="decimal"/>
+      <w:lvlText w:val="%1"/>
+      <w:lvlJc w:val="left"/>
+      <w:pPr>
+        <w:ind w:left="420" w:hanging="420"/>
+      </w:pPr>
+      <w:rPr>
+        <w:rFonts w:hint="default"/>
+      </w:rPr>
+    </w:lvl>
+    <w:lvl w:ilvl="1">
+      <w:start w:val="1"/>
+      <w:numFmt w:val="decimal"/>
+      <w:lvlText w:val="%1.%2"/>
+      <w:lvlJc w:val="left"/>
+      <w:pPr>
+        <w:ind w:left="720" w:hanging="720"/>
+      </w:pPr>
+      <w:rPr>
+        <w:rFonts w:hint="default"/>
+      </w:rPr>
+    </w:lvl>
+    <w:lvl w:ilvl="2">
+      <w:start w:val="1"/>
+      <w:numFmt w:val="decimal"/>
+      <w:lvlText w:val="%1.%2.%3"/>
+      <w:lvlJc w:val="left"/>
+      <w:pPr>
+        <w:ind w:left="720" w:hanging="720"/>
+      </w:pPr>
+      <w:rPr>
+        <w:rFonts w:hint="default"/>
+      </w:rPr>
+    </w:lvl>
+    <w:lvl w:ilvl="3">
+      <w:start w:val="1"/>
+      <w:numFmt w:val="decimal"/>
+      <w:lvlText w:val="%1.%2.%3.%4"/>
+      <w:lvlJc w:val="left"/>
+      <w:pPr>
+        <w:ind w:left="1080" w:hanging="1080"/>
+      </w:pPr>
+      <w:rPr>
+        <w:rFonts w:hint="default"/>
+      </w:rPr>
+    </w:lvl>
+    <w:lvl w:ilvl="4">
+      <w:start w:val="1"/>
+      <w:numFmt w:val="decimal"/>
+      <w:lvlText w:val="%1.%2.%3.%4.%5"/>
+      <w:lvlJc w:val="left"/>
+      <w:pPr>
+        <w:ind w:left="1440" w:hanging="1440"/>
+      </w:pPr>
+      <w:rPr>
+        <w:rFonts w:hint="default"/>
+      </w:rPr>
+    </w:lvl>
+    <w:lvl w:ilvl="5">
+      <w:start w:val="1"/>
+      <w:numFmt w:val="decimal"/>
+      <w:lvlText w:val="%1.%2.%3.%4.%5.%6"/>
+      <w:lvlJc w:val="left"/>
+      <w:pPr>
+        <w:ind w:left="1440" w:hanging="1440"/>
+      </w:pPr>
+      <w:rPr>
+        <w:rFonts w:hint="default"/>
+      </w:rPr>
+    </w:lvl>
+    <w:lvl w:ilvl="6">
+      <w:start w:val="1"/>
+      <w:numFmt w:val="decimal"/>
+      <w:lvlText w:val="%1.%2.%3.%4.%5.%6.%7"/>
+      <w:lvlJc w:val="left"/>
+      <w:pPr>
+        <w:ind w:left="1800" w:hanging="1800"/>
+      </w:pPr>
+      <w:rPr>
+        <w:rFonts w:hint="default"/>
+      </w:rPr>
+    </w:lvl>
+    <w:lvl w:ilvl="7">
+      <w:start w:val="1"/>
+      <w:numFmt w:val="decimal"/>
+      <w:lvlText w:val="%1.%2.%3.%4.%5.%6.%7.%8"/>
+      <w:lvlJc w:val="left"/>
+      <w:pPr>
+        <w:ind w:left="2160" w:hanging="2160"/>
+      </w:pPr>
+      <w:rPr>
+        <w:rFonts w:hint="default"/>
+      </w:rPr>
+    </w:lvl>
+    <w:lvl w:ilvl="8">
+      <w:start w:val="1"/>
+      <w:numFmt w:val="decimal"/>
+      <w:lvlText w:val="%1.%2.%3.%4.%5.%6.%7.%8.%9"/>
+      <w:lvlJc w:val="left"/>
+      <w:pPr>
+        <w:ind w:left="2160" w:hanging="2160"/>
+      </w:pPr>
+      <w:rPr>
+        <w:rFonts w:hint="default"/>
+      </w:rPr>
+    </w:lvl>
+  </w:abstractNum>
+  <w:abstractNum w:abstractNumId="3" w15:restartNumberingAfterBreak="0">
     <w:nsid w:val="20E7765C"/>
     <w:multiLevelType w:val="hybridMultilevel"/>
     <w:tmpl w:val="DE54D948"/>
@@ -1040,7 +2681,121 @@
       </w:rPr>
     </w:lvl>
   </w:abstractNum>
-  <w:abstractNum w:abstractNumId="2" w15:restartNumberingAfterBreak="0">
+  <w:abstractNum w:abstractNumId="4" w15:restartNumberingAfterBreak="0">
+    <w:nsid w:val="24475E7A"/>
+    <w:multiLevelType w:val="multilevel"/>
+    <w:tmpl w:val="CAC2EB62"/>
+    <w:styleLink w:val="Listeactuelle2"/>
+    <w:lvl w:ilvl="0">
+      <w:start w:val="2"/>
+      <w:numFmt w:val="decimal"/>
+      <w:lvlText w:val="%1"/>
+      <w:lvlJc w:val="left"/>
+      <w:pPr>
+        <w:ind w:left="420" w:hanging="420"/>
+      </w:pPr>
+      <w:rPr>
+        <w:rFonts w:hint="default"/>
+      </w:rPr>
+    </w:lvl>
+    <w:lvl w:ilvl="1">
+      <w:start w:val="1"/>
+      <w:numFmt w:val="decimal"/>
+      <w:lvlText w:val="%1.%2"/>
+      <w:lvlJc w:val="left"/>
+      <w:pPr>
+        <w:ind w:left="720" w:hanging="720"/>
+      </w:pPr>
+      <w:rPr>
+        <w:rFonts w:hint="default"/>
+      </w:rPr>
+    </w:lvl>
+    <w:lvl w:ilvl="2">
+      <w:start w:val="1"/>
+      <w:numFmt w:val="decimal"/>
+      <w:lvlText w:val="%1.%2.%3"/>
+      <w:lvlJc w:val="left"/>
+      <w:pPr>
+        <w:ind w:left="720" w:hanging="720"/>
+      </w:pPr>
+      <w:rPr>
+        <w:rFonts w:hint="default"/>
+      </w:rPr>
+    </w:lvl>
+    <w:lvl w:ilvl="3">
+      <w:start w:val="1"/>
+      <w:numFmt w:val="decimal"/>
+      <w:lvlText w:val="%1.%2.%3.%4"/>
+      <w:lvlJc w:val="left"/>
+      <w:pPr>
+        <w:ind w:left="1080" w:hanging="1080"/>
+      </w:pPr>
+      <w:rPr>
+        <w:rFonts w:hint="default"/>
+      </w:rPr>
+    </w:lvl>
+    <w:lvl w:ilvl="4">
+      <w:start w:val="1"/>
+      <w:numFmt w:val="decimal"/>
+      <w:lvlText w:val="%1.%2.%3.%4.%5"/>
+      <w:lvlJc w:val="left"/>
+      <w:pPr>
+        <w:ind w:left="1440" w:hanging="1440"/>
+      </w:pPr>
+      <w:rPr>
+        <w:rFonts w:hint="default"/>
+      </w:rPr>
+    </w:lvl>
+    <w:lvl w:ilvl="5">
+      <w:start w:val="1"/>
+      <w:numFmt w:val="decimal"/>
+      <w:lvlText w:val="%1.%2.%3.%4.%5.%6"/>
+      <w:lvlJc w:val="left"/>
+      <w:pPr>
+        <w:ind w:left="1440" w:hanging="1440"/>
+      </w:pPr>
+      <w:rPr>
+        <w:rFonts w:hint="default"/>
+      </w:rPr>
+    </w:lvl>
+    <w:lvl w:ilvl="6">
+      <w:start w:val="1"/>
+      <w:numFmt w:val="decimal"/>
+      <w:lvlText w:val="%1.%2.%3.%4.%5.%6.%7"/>
+      <w:lvlJc w:val="left"/>
+      <w:pPr>
+        <w:ind w:left="1800" w:hanging="1800"/>
+      </w:pPr>
+      <w:rPr>
+        <w:rFonts w:hint="default"/>
+      </w:rPr>
+    </w:lvl>
+    <w:lvl w:ilvl="7">
+      <w:start w:val="1"/>
+      <w:numFmt w:val="decimal"/>
+      <w:lvlText w:val="%1.%2.%3.%4.%5.%6.%7.%8"/>
+      <w:lvlJc w:val="left"/>
+      <w:pPr>
+        <w:ind w:left="2160" w:hanging="2160"/>
+      </w:pPr>
+      <w:rPr>
+        <w:rFonts w:hint="default"/>
+      </w:rPr>
+    </w:lvl>
+    <w:lvl w:ilvl="8">
+      <w:start w:val="1"/>
+      <w:numFmt w:val="decimal"/>
+      <w:lvlText w:val="%1.%2.%3.%4.%5.%6.%7.%8.%9"/>
+      <w:lvlJc w:val="left"/>
+      <w:pPr>
+        <w:ind w:left="2160" w:hanging="2160"/>
+      </w:pPr>
+      <w:rPr>
+        <w:rFonts w:hint="default"/>
+      </w:rPr>
+    </w:lvl>
+  </w:abstractNum>
+  <w:abstractNum w:abstractNumId="5" w15:restartNumberingAfterBreak="0">
     <w:nsid w:val="2F883D84"/>
     <w:multiLevelType w:val="multilevel"/>
     <w:tmpl w:val="A5145FC2"/>
@@ -1161,7 +2916,7 @@
       </w:rPr>
     </w:lvl>
   </w:abstractNum>
-  <w:abstractNum w:abstractNumId="3" w15:restartNumberingAfterBreak="0">
+  <w:abstractNum w:abstractNumId="6" w15:restartNumberingAfterBreak="0">
     <w:nsid w:val="3CF53462"/>
     <w:multiLevelType w:val="multilevel"/>
     <w:tmpl w:val="A5145FC2"/>
@@ -1282,7 +3037,7 @@
       </w:rPr>
     </w:lvl>
   </w:abstractNum>
-  <w:abstractNum w:abstractNumId="4" w15:restartNumberingAfterBreak="0">
+  <w:abstractNum w:abstractNumId="7" w15:restartNumberingAfterBreak="0">
     <w:nsid w:val="3E4F1F5B"/>
     <w:multiLevelType w:val="hybridMultilevel"/>
     <w:tmpl w:val="0F36D358"/>
@@ -1371,7 +3126,7 @@
       </w:pPr>
     </w:lvl>
   </w:abstractNum>
-  <w:abstractNum w:abstractNumId="5" w15:restartNumberingAfterBreak="0">
+  <w:abstractNum w:abstractNumId="8" w15:restartNumberingAfterBreak="0">
     <w:nsid w:val="451919B2"/>
     <w:multiLevelType w:val="multilevel"/>
     <w:tmpl w:val="CA5237B6"/>
@@ -1484,7 +3239,7 @@
       </w:rPr>
     </w:lvl>
   </w:abstractNum>
-  <w:abstractNum w:abstractNumId="6" w15:restartNumberingAfterBreak="0">
+  <w:abstractNum w:abstractNumId="9" w15:restartNumberingAfterBreak="0">
     <w:nsid w:val="61AF549F"/>
     <w:multiLevelType w:val="multilevel"/>
     <w:tmpl w:val="6130F450"/>
@@ -1606,7 +3361,7 @@
       </w:rPr>
     </w:lvl>
   </w:abstractNum>
-  <w:abstractNum w:abstractNumId="7" w15:restartNumberingAfterBreak="0">
+  <w:abstractNum w:abstractNumId="10" w15:restartNumberingAfterBreak="0">
     <w:nsid w:val="672A1438"/>
     <w:multiLevelType w:val="multilevel"/>
     <w:tmpl w:val="A5145FC2"/>
@@ -1727,29 +3482,154 @@
       </w:rPr>
     </w:lvl>
   </w:abstractNum>
+  <w:abstractNum w:abstractNumId="11" w15:restartNumberingAfterBreak="0">
+    <w:nsid w:val="71824C2B"/>
+    <w:multiLevelType w:val="multilevel"/>
+    <w:tmpl w:val="CAC2EB62"/>
+    <w:lvl w:ilvl="0">
+      <w:start w:val="2"/>
+      <w:numFmt w:val="decimal"/>
+      <w:lvlText w:val="%1"/>
+      <w:lvlJc w:val="left"/>
+      <w:pPr>
+        <w:ind w:left="420" w:hanging="420"/>
+      </w:pPr>
+      <w:rPr>
+        <w:rFonts w:hint="default"/>
+      </w:rPr>
+    </w:lvl>
+    <w:lvl w:ilvl="1">
+      <w:start w:val="3"/>
+      <w:numFmt w:val="decimal"/>
+      <w:lvlText w:val="%1.%2"/>
+      <w:lvlJc w:val="left"/>
+      <w:pPr>
+        <w:ind w:left="720" w:hanging="720"/>
+      </w:pPr>
+      <w:rPr>
+        <w:rFonts w:hint="default"/>
+      </w:rPr>
+    </w:lvl>
+    <w:lvl w:ilvl="2">
+      <w:start w:val="1"/>
+      <w:numFmt w:val="decimal"/>
+      <w:lvlText w:val="%1.%2.%3"/>
+      <w:lvlJc w:val="left"/>
+      <w:pPr>
+        <w:ind w:left="720" w:hanging="720"/>
+      </w:pPr>
+      <w:rPr>
+        <w:rFonts w:hint="default"/>
+      </w:rPr>
+    </w:lvl>
+    <w:lvl w:ilvl="3">
+      <w:start w:val="1"/>
+      <w:numFmt w:val="decimal"/>
+      <w:lvlText w:val="%1.%2.%3.%4"/>
+      <w:lvlJc w:val="left"/>
+      <w:pPr>
+        <w:ind w:left="1080" w:hanging="1080"/>
+      </w:pPr>
+      <w:rPr>
+        <w:rFonts w:hint="default"/>
+      </w:rPr>
+    </w:lvl>
+    <w:lvl w:ilvl="4">
+      <w:start w:val="1"/>
+      <w:numFmt w:val="decimal"/>
+      <w:lvlText w:val="%1.%2.%3.%4.%5"/>
+      <w:lvlJc w:val="left"/>
+      <w:pPr>
+        <w:ind w:left="1440" w:hanging="1440"/>
+      </w:pPr>
+      <w:rPr>
+        <w:rFonts w:hint="default"/>
+      </w:rPr>
+    </w:lvl>
+    <w:lvl w:ilvl="5">
+      <w:start w:val="1"/>
+      <w:numFmt w:val="decimal"/>
+      <w:lvlText w:val="%1.%2.%3.%4.%5.%6"/>
+      <w:lvlJc w:val="left"/>
+      <w:pPr>
+        <w:ind w:left="1440" w:hanging="1440"/>
+      </w:pPr>
+      <w:rPr>
+        <w:rFonts w:hint="default"/>
+      </w:rPr>
+    </w:lvl>
+    <w:lvl w:ilvl="6">
+      <w:start w:val="1"/>
+      <w:numFmt w:val="decimal"/>
+      <w:lvlText w:val="%1.%2.%3.%4.%5.%6.%7"/>
+      <w:lvlJc w:val="left"/>
+      <w:pPr>
+        <w:ind w:left="1800" w:hanging="1800"/>
+      </w:pPr>
+      <w:rPr>
+        <w:rFonts w:hint="default"/>
+      </w:rPr>
+    </w:lvl>
+    <w:lvl w:ilvl="7">
+      <w:start w:val="1"/>
+      <w:numFmt w:val="decimal"/>
+      <w:lvlText w:val="%1.%2.%3.%4.%5.%6.%7.%8"/>
+      <w:lvlJc w:val="left"/>
+      <w:pPr>
+        <w:ind w:left="2160" w:hanging="2160"/>
+      </w:pPr>
+      <w:rPr>
+        <w:rFonts w:hint="default"/>
+      </w:rPr>
+    </w:lvl>
+    <w:lvl w:ilvl="8">
+      <w:start w:val="1"/>
+      <w:numFmt w:val="decimal"/>
+      <w:lvlText w:val="%1.%2.%3.%4.%5.%6.%7.%8.%9"/>
+      <w:lvlJc w:val="left"/>
+      <w:pPr>
+        <w:ind w:left="2160" w:hanging="2160"/>
+      </w:pPr>
+      <w:rPr>
+        <w:rFonts w:hint="default"/>
+      </w:rPr>
+    </w:lvl>
+  </w:abstractNum>
   <w:num w:numId="1" w16cid:durableId="1147674235">
+    <w:abstractNumId w:val="1"/>
+  </w:num>
+  <w:num w:numId="2" w16cid:durableId="1293098396">
+    <w:abstractNumId w:val="8"/>
+  </w:num>
+  <w:num w:numId="3" w16cid:durableId="1289509292">
+    <w:abstractNumId w:val="10"/>
+  </w:num>
+  <w:num w:numId="4" w16cid:durableId="1654064395">
+    <w:abstractNumId w:val="5"/>
+  </w:num>
+  <w:num w:numId="5" w16cid:durableId="458962943">
+    <w:abstractNumId w:val="9"/>
+  </w:num>
+  <w:num w:numId="6" w16cid:durableId="604191767">
+    <w:abstractNumId w:val="7"/>
+  </w:num>
+  <w:num w:numId="7" w16cid:durableId="1471559921">
+    <w:abstractNumId w:val="6"/>
+  </w:num>
+  <w:num w:numId="8" w16cid:durableId="264966709">
+    <w:abstractNumId w:val="3"/>
+  </w:num>
+  <w:num w:numId="9" w16cid:durableId="1361780747">
+    <w:abstractNumId w:val="2"/>
+  </w:num>
+  <w:num w:numId="10" w16cid:durableId="901674206">
     <w:abstractNumId w:val="0"/>
   </w:num>
-  <w:num w:numId="2" w16cid:durableId="1293098396">
-    <w:abstractNumId w:val="5"/>
-  </w:num>
-  <w:num w:numId="3" w16cid:durableId="1289509292">
-    <w:abstractNumId w:val="7"/>
-  </w:num>
-  <w:num w:numId="4" w16cid:durableId="1654064395">
-    <w:abstractNumId w:val="2"/>
-  </w:num>
-  <w:num w:numId="5" w16cid:durableId="458962943">
-    <w:abstractNumId w:val="6"/>
-  </w:num>
-  <w:num w:numId="6" w16cid:durableId="604191767">
+  <w:num w:numId="11" w16cid:durableId="1213611744">
     <w:abstractNumId w:val="4"/>
   </w:num>
-  <w:num w:numId="7" w16cid:durableId="1471559921">
-    <w:abstractNumId w:val="3"/>
-  </w:num>
-  <w:num w:numId="8" w16cid:durableId="264966709">
-    <w:abstractNumId w:val="1"/>
+  <w:num w:numId="12" w16cid:durableId="1203596621">
+    <w:abstractNumId w:val="11"/>
   </w:num>
 </w:numbering>
 </file>
@@ -2154,6 +4034,10 @@
   <w:style w:type="paragraph" w:default="1" w:styleId="Normal">
     <w:name w:val="Normal"/>
     <w:qFormat/>
+    <w:rsid w:val="00AE3792"/>
+    <w:rPr>
+      <w:sz w:val="28"/>
+    </w:rPr>
   </w:style>
   <w:style w:type="paragraph" w:styleId="Titre1">
     <w:name w:val="heading 1"/>
@@ -2218,7 +4102,6 @@
     <w:rPr>
       <w:rFonts w:eastAsiaTheme="majorEastAsia" w:cstheme="majorBidi"/>
       <w:color w:val="0F4761" w:themeColor="accent1" w:themeShade="BF"/>
-      <w:sz w:val="28"/>
       <w:szCs w:val="28"/>
     </w:rPr>
   </w:style>
@@ -2551,7 +4434,6 @@
       <w:rFonts w:eastAsiaTheme="majorEastAsia" w:cstheme="majorBidi"/>
       <w:color w:val="595959" w:themeColor="text1" w:themeTint="A6"/>
       <w:spacing w:val="15"/>
-      <w:sz w:val="28"/>
       <w:szCs w:val="28"/>
     </w:rPr>
   </w:style>
@@ -2896,6 +4778,35 @@
       </w:numPr>
     </w:pPr>
   </w:style>
+  <w:style w:type="table" w:styleId="Grilledutableau">
+    <w:name w:val="Table Grid"/>
+    <w:basedOn w:val="TableauNormal"/>
+    <w:uiPriority w:val="39"/>
+    <w:rsid w:val="00342FB8"/>
+    <w:pPr>
+      <w:spacing w:after="0" w:line="240" w:lineRule="auto"/>
+    </w:pPr>
+    <w:tblPr>
+      <w:tblBorders>
+        <w:top w:val="single" w:sz="4" w:space="0" w:color="auto"/>
+        <w:left w:val="single" w:sz="4" w:space="0" w:color="auto"/>
+        <w:bottom w:val="single" w:sz="4" w:space="0" w:color="auto"/>
+        <w:right w:val="single" w:sz="4" w:space="0" w:color="auto"/>
+        <w:insideH w:val="single" w:sz="4" w:space="0" w:color="auto"/>
+        <w:insideV w:val="single" w:sz="4" w:space="0" w:color="auto"/>
+      </w:tblBorders>
+    </w:tblPr>
+  </w:style>
+  <w:style w:type="numbering" w:customStyle="1" w:styleId="Listeactuelle2">
+    <w:name w:val="Liste actuelle2"/>
+    <w:uiPriority w:val="99"/>
+    <w:rsid w:val="002F51D9"/>
+    <w:pPr>
+      <w:numPr>
+        <w:numId w:val="11"/>
+      </w:numPr>
+    </w:pPr>
+  </w:style>
 </w:styles>
 </file>
 
